--- a/research/paper/source-docx/ADGL_Appendix_C_Reference_Use_Cases_and_Profiles_v0.9.docx
+++ b/research/paper/source-docx/ADGL_Appendix_C_Reference_Use_Cases_and_Profiles_v0.9.docx
@@ -8,79 +8,175 @@
         <w:jc w:val="center"/>
       </w:pPr>
       <w:r>
+        <w:rPr>
+          <w:rFonts w:ascii="Tinos" w:hAnsi="Tinos" w:eastAsia="Tinos"/>
+          <w:b/>
+          <w:color w:val="000000"/>
+          <w:sz w:val="36"/>
+        </w:rPr>
         <w:t>ADGL Appendix C - Reference Use Cases and Illustrative Governance Profiles</w:t>
       </w:r>
     </w:p>
     <w:p>
       <w:pPr>
+        <w:pStyle w:val="AcademicAuthor"/>
         <w:jc w:val="center"/>
       </w:pPr>
       <w:r>
         <w:rPr>
+          <w:rFonts w:ascii="Tinos" w:hAnsi="Tinos" w:eastAsia="Tinos"/>
           <w:b/>
+          <w:color w:val="000000"/>
+          <w:sz w:val="22"/>
         </w:rPr>
         <w:t>GBSN Research</w:t>
       </w:r>
     </w:p>
     <w:p>
       <w:pPr>
+        <w:pStyle w:val="AcademicAffiliation"/>
         <w:jc w:val="center"/>
       </w:pPr>
       <w:r>
-        <w:t>Lisbon, Portugal | Correspondence: www.gbsnresearch.com (use Contacts)</w:t>
+        <w:t>Lisbon, Portugal | Correspondence: publications@gbsnresearch.com</w:t>
       </w:r>
     </w:p>
     <w:p>
       <w:pPr>
+        <w:pStyle w:val="AcademicMetadata"/>
+      </w:pPr>
+      <w:r>
+        <w:rPr>
+          <w:rFonts w:ascii="Tinos" w:hAnsi="Tinos" w:eastAsia="Tinos"/>
+          <w:i/>
+          <w:color w:val="555555"/>
+          <w:sz w:val="19"/>
+        </w:rPr>
+        <w:t>Academic preprint edition | Public Research Release 0.4.3</w:t>
+      </w:r>
+    </w:p>
+    <w:p>
+      <w:pPr>
+        <w:spacing w:after="200"/>
         <w:jc w:val="center"/>
       </w:pPr>
       <w:r>
         <w:rPr>
+          <w:rFonts w:ascii="Tinos" w:hAnsi="Tinos" w:eastAsia="Tinos"/>
           <w:i/>
+          <w:color w:val="333333"/>
+          <w:sz w:val="20"/>
         </w:rPr>
         <w:t>Eight reference cases; original four preserved</w:t>
       </w:r>
     </w:p>
     <w:p>
-      <w:r>
-        <w:br w:type="page"/>
-      </w:r>
+      <w:pPr>
+        <w:spacing w:after="0" w:before="0"/>
+      </w:pPr>
+      <w:r/>
     </w:p>
     <w:p>
+      <w:pPr>
+        <w:widowControl/>
+        <w:spacing w:after="120" w:line="259" w:lineRule="auto"/>
+        <w:jc w:val="both"/>
+      </w:pPr>
       <w:r>
+        <w:rPr>
+          <w:rFonts w:ascii="Tinos" w:hAnsi="Tinos" w:eastAsia="Tinos"/>
+          <w:color w:val="000000"/>
+          <w:sz w:val="22"/>
+        </w:rPr>
         <w:t>The first four cases are preserved from the earlier ADGL research package. Cases 5-8 extend coverage to Analysis Governance and Consequence Governance. The final section illustrates reusable domain Profiles without presenting them as compliance products or normative standard content.</w:t>
       </w:r>
     </w:p>
     <w:p>
       <w:pPr>
         <w:pStyle w:val="Heading1"/>
+        <w:pageBreakBefore w:val="0"/>
       </w:pPr>
       <w:r>
+        <w:rPr>
+          <w:rFonts w:ascii="Tinos" w:hAnsi="Tinos" w:eastAsia="Tinos"/>
+          <w:color w:val="000000"/>
+          <w:sz w:val="26"/>
+        </w:rPr>
         <w:t>C.1 Regulatory Product-Claim Review</w:t>
       </w:r>
     </w:p>
     <w:p>
+      <w:pPr>
+        <w:widowControl/>
+        <w:spacing w:after="120" w:line="259" w:lineRule="auto"/>
+        <w:jc w:val="both"/>
+      </w:pPr>
       <w:r>
+        <w:rPr>
+          <w:rFonts w:ascii="Tinos" w:hAnsi="Tinos" w:eastAsia="Tinos"/>
+          <w:color w:val="000000"/>
+          <w:sz w:val="22"/>
+        </w:rPr>
         <w:t>Scenario. A pharmaceutical organization asks whether a proposed product claim can be used in Germany. Candidate information includes current European regulatory material, approved internal research, a superseded policy, a draft legal memo, and public commentary.</w:t>
       </w:r>
     </w:p>
     <w:p>
+      <w:pPr>
+        <w:widowControl/>
+        <w:spacing w:after="120" w:line="259" w:lineRule="auto"/>
+        <w:jc w:val="both"/>
+      </w:pPr>
       <w:r>
+        <w:rPr>
+          <w:rFonts w:ascii="Tinos" w:hAnsi="Tinos" w:eastAsia="Tinos"/>
+          <w:color w:val="000000"/>
+          <w:sz w:val="22"/>
+        </w:rPr>
         <w:t>Knowledge Governance. Applicable regulatory material is GOVERNING; approved internal research is PRIMARY; drafts are QUARANTINED; superseded material is excluded from the current decision; public commentary is SUPPLEMENTARY.</w:t>
       </w:r>
     </w:p>
     <w:p>
+      <w:pPr>
+        <w:widowControl/>
+        <w:spacing w:after="120" w:line="259" w:lineRule="auto"/>
+        <w:jc w:val="both"/>
+      </w:pPr>
       <w:r>
+        <w:rPr>
+          <w:rFonts w:ascii="Tinos" w:hAnsi="Tinos" w:eastAsia="Tinos"/>
+          <w:color w:val="000000"/>
+          <w:sz w:val="22"/>
+        </w:rPr>
         <w:t>Analysis Governance. The analysis must distinguish scientific support from regulatory permissibility, preserve contradiction, require mandatory regulatory evidence, and defer regulatory interpretation to applicable governing material.</w:t>
       </w:r>
     </w:p>
     <w:p>
+      <w:pPr>
+        <w:widowControl/>
+        <w:spacing w:after="120" w:line="259" w:lineRule="auto"/>
+        <w:jc w:val="both"/>
+      </w:pPr>
       <w:r>
+        <w:rPr>
+          <w:rFonts w:ascii="Tinos" w:hAnsi="Tinos" w:eastAsia="Tinos"/>
+          <w:color w:val="000000"/>
+          <w:sz w:val="22"/>
+        </w:rPr>
         <w:t>Consequence Governance. If evidence is complete and unambiguous the result may INFORM. If policy or governing evidence requires accountable judgment, route to DECIDE for the regulatory officer.</w:t>
       </w:r>
     </w:p>
     <w:p>
+      <w:pPr>
+        <w:widowControl/>
+        <w:spacing w:after="120" w:line="259" w:lineRule="auto"/>
+        <w:jc w:val="both"/>
+      </w:pPr>
       <w:r>
+        <w:rPr>
+          <w:rFonts w:ascii="Tinos" w:hAnsi="Tinos" w:eastAsia="Tinos"/>
+          <w:color w:val="000000"/>
+          <w:sz w:val="22"/>
+        </w:rPr>
         <w:t>Demonstrates. Authority, priority, applicability, evidence roles, lifecycle, conflict preservation, and the distinction between an analytical finding and a consequential regulatory decision.</w:t>
       </w:r>
     </w:p>
@@ -89,31 +185,86 @@
         <w:pStyle w:val="Heading1"/>
       </w:pPr>
       <w:r>
+        <w:rPr>
+          <w:rFonts w:ascii="Tinos" w:hAnsi="Tinos" w:eastAsia="Tinos"/>
+          <w:color w:val="000000"/>
+          <w:sz w:val="26"/>
+        </w:rPr>
         <w:t>C.2 Restricted EU Data / Model and Geographic Routing</w:t>
       </w:r>
     </w:p>
     <w:p>
+      <w:pPr>
+        <w:widowControl/>
+        <w:spacing w:after="120" w:line="259" w:lineRule="auto"/>
+        <w:jc w:val="both"/>
+      </w:pPr>
       <w:r>
+        <w:rPr>
+          <w:rFonts w:ascii="Tinos" w:hAnsi="Tinos" w:eastAsia="Tinos"/>
+          <w:color w:val="000000"/>
+          <w:sz w:val="22"/>
+        </w:rPr>
         <w:t>Scenario. A multinational organization analyzes restricted data originating in the EU using several available model endpoints.</w:t>
       </w:r>
     </w:p>
     <w:p>
+      <w:pPr>
+        <w:widowControl/>
+        <w:spacing w:after="120" w:line="259" w:lineRule="auto"/>
+        <w:jc w:val="both"/>
+      </w:pPr>
       <w:r>
+        <w:rPr>
+          <w:rFonts w:ascii="Tinos" w:hAnsi="Tinos" w:eastAsia="Tinos"/>
+          <w:color w:val="000000"/>
+          <w:sz w:val="22"/>
+        </w:rPr>
         <w:t>Knowledge Governance. Data classification, origin, provenance, and applicable processing policy are attached to the Case.</w:t>
       </w:r>
     </w:p>
     <w:p>
+      <w:pPr>
+        <w:widowControl/>
+        <w:spacing w:after="120" w:line="259" w:lineRule="auto"/>
+        <w:jc w:val="both"/>
+      </w:pPr>
       <w:r>
+        <w:rPr>
+          <w:rFonts w:ascii="Tinos" w:hAnsi="Tinos" w:eastAsia="Tinos"/>
+          <w:color w:val="000000"/>
+          <w:sz w:val="22"/>
+        </w:rPr>
         <w:t>Analysis Governance. Only approved models and approved processing regions may compute over the restricted evidence. Unauthorized regional/model routes are rejected before model exposure; no compliant route results in a fail-closed state.</w:t>
       </w:r>
     </w:p>
     <w:p>
+      <w:pPr>
+        <w:widowControl/>
+        <w:spacing w:after="120" w:line="259" w:lineRule="auto"/>
+        <w:jc w:val="both"/>
+      </w:pPr>
       <w:r>
+        <w:rPr>
+          <w:rFonts w:ascii="Tinos" w:hAnsi="Tinos" w:eastAsia="Tinos"/>
+          <w:color w:val="000000"/>
+          <w:sz w:val="22"/>
+        </w:rPr>
         <w:t>Consequence Governance. The ordinary endpoint is INFORM: return the governed analysis. No agentic behavior is required.</w:t>
       </w:r>
     </w:p>
     <w:p>
+      <w:pPr>
+        <w:widowControl/>
+        <w:spacing w:after="120" w:line="259" w:lineRule="auto"/>
+        <w:jc w:val="both"/>
+      </w:pPr>
       <w:r>
+        <w:rPr>
+          <w:rFonts w:ascii="Tinos" w:hAnsi="Tinos" w:eastAsia="Tinos"/>
+          <w:color w:val="000000"/>
+          <w:sz w:val="22"/>
+        </w:rPr>
         <w:t>Demonstrates. Model and region eligibility as Analysis Governance rather than as an agent-only feature.</w:t>
       </w:r>
     </w:p>
@@ -122,31 +273,86 @@
         <w:pStyle w:val="Heading1"/>
       </w:pPr>
       <w:r>
+        <w:rPr>
+          <w:rFonts w:ascii="Tinos" w:hAnsi="Tinos" w:eastAsia="Tinos"/>
+          <w:color w:val="000000"/>
+          <w:sz w:val="26"/>
+        </w:rPr>
         <w:t>C.3 Knowledge-Pool Contamination and Derivative Invalidation</w:t>
       </w:r>
     </w:p>
     <w:p>
+      <w:pPr>
+        <w:widowControl/>
+        <w:spacing w:after="120" w:line="259" w:lineRule="auto"/>
+        <w:jc w:val="both"/>
+      </w:pPr>
       <w:r>
+        <w:rPr>
+          <w:rFonts w:ascii="Tinos" w:hAnsi="Tinos" w:eastAsia="Tinos"/>
+          <w:color w:val="000000"/>
+          <w:sz w:val="22"/>
+        </w:rPr>
         <w:t>Scenario. Customer-research analysis encounters verified interviews, CRM notes, synthetic test conversations, duplicated social content, spam/test accounts, drafts, superseded studies, and unknown-provenance objects.</w:t>
       </w:r>
     </w:p>
     <w:p>
+      <w:pPr>
+        <w:widowControl/>
+        <w:spacing w:after="120" w:line="259" w:lineRule="auto"/>
+        <w:jc w:val="both"/>
+      </w:pPr>
       <w:r>
+        <w:rPr>
+          <w:rFonts w:ascii="Tinos" w:hAnsi="Tinos" w:eastAsia="Tinos"/>
+          <w:color w:val="000000"/>
+          <w:sz w:val="22"/>
+        </w:rPr>
         <w:t>Knowledge Governance. Synthetic data is ISOLATED, prohibited users EXCLUDED, drafts and unknown provenance QUARANTINED, superseded material EXCLUDED, and trusted customer evidence prioritized.</w:t>
       </w:r>
     </w:p>
     <w:p>
+      <w:pPr>
+        <w:widowControl/>
+        <w:spacing w:after="120" w:line="259" w:lineRule="auto"/>
+        <w:jc w:val="both"/>
+      </w:pPr>
       <w:r>
+        <w:rPr>
+          <w:rFonts w:ascii="Tinos" w:hAnsi="Tinos" w:eastAsia="Tinos"/>
+          <w:color w:val="000000"/>
+          <w:sz w:val="22"/>
+        </w:rPr>
         <w:t>Analysis Governance. The analytical plan may deduplicate/group repeated narratives, sample under declared rules, preserve provenance, and reprocess results if contaminated source material is later invalidated.</w:t>
       </w:r>
     </w:p>
     <w:p>
+      <w:pPr>
+        <w:widowControl/>
+        <w:spacing w:after="120" w:line="259" w:lineRule="auto"/>
+        <w:jc w:val="both"/>
+      </w:pPr>
       <w:r>
+        <w:rPr>
+          <w:rFonts w:ascii="Tinos" w:hAnsi="Tinos" w:eastAsia="Tinos"/>
+          <w:color w:val="000000"/>
+          <w:sz w:val="22"/>
+        </w:rPr>
         <w:t>Consequence Governance. Normally INFORM. A material contamination discovered after prior analysis can force reprocessing or DECIDE if a human owner must determine whether an existing decision remains valid.</w:t>
       </w:r>
     </w:p>
     <w:p>
+      <w:pPr>
+        <w:widowControl/>
+        <w:spacing w:after="120" w:line="259" w:lineRule="auto"/>
+        <w:jc w:val="both"/>
+      </w:pPr>
       <w:r>
+        <w:rPr>
+          <w:rFonts w:ascii="Tinos" w:hAnsi="Tinos" w:eastAsia="Tinos"/>
+          <w:color w:val="000000"/>
+          <w:sz w:val="22"/>
+        </w:rPr>
         <w:t>Demonstrates. Contamination control, lifecycle, sampling/aggregation governance, provenance propagation, and derived-result invalidation.</w:t>
       </w:r>
     </w:p>
@@ -155,31 +361,86 @@
         <w:pStyle w:val="Heading1"/>
       </w:pPr>
       <w:r>
+        <w:rPr>
+          <w:rFonts w:ascii="Tinos" w:hAnsi="Tinos" w:eastAsia="Tinos"/>
+          <w:color w:val="000000"/>
+          <w:sz w:val="26"/>
+        </w:rPr>
         <w:t>C.4 Internal-First Strategic Research</w:t>
       </w:r>
     </w:p>
     <w:p>
+      <w:pPr>
+        <w:widowControl/>
+        <w:spacing w:after="120" w:line="259" w:lineRule="auto"/>
+        <w:jc w:val="both"/>
+      </w:pPr>
       <w:r>
+        <w:rPr>
+          <w:rFonts w:ascii="Tinos" w:hAnsi="Tinos" w:eastAsia="Tinos"/>
+          <w:color w:val="000000"/>
+          <w:sz w:val="22"/>
+        </w:rPr>
         <w:t>Scenario. A company asks for product strategy while deliberately requiring approved internal research to establish the initial frame and external evidence to challenge it.</w:t>
       </w:r>
     </w:p>
     <w:p>
+      <w:pPr>
+        <w:widowControl/>
+        <w:spacing w:after="120" w:line="259" w:lineRule="auto"/>
+        <w:jc w:val="both"/>
+      </w:pPr>
       <w:r>
+        <w:rPr>
+          <w:rFonts w:ascii="Tinos" w:hAnsi="Tinos" w:eastAsia="Tinos"/>
+          <w:color w:val="000000"/>
+          <w:sz w:val="22"/>
+        </w:rPr>
         <w:t>Knowledge Governance. Approved internal research is PRIMARY and high priority; verified customer interviews are CORROBORATING; industry research is comparative/contextual; public web is supplementary; drafts and unverified sources are restricted.</w:t>
       </w:r>
     </w:p>
     <w:p>
+      <w:pPr>
+        <w:widowControl/>
+        <w:spacing w:after="120" w:line="259" w:lineRule="auto"/>
+        <w:jc w:val="both"/>
+      </w:pPr>
       <w:r>
+        <w:rPr>
+          <w:rFonts w:ascii="Tinos" w:hAnsi="Tinos" w:eastAsia="Tinos"/>
+          <w:color w:val="000000"/>
+          <w:sz w:val="22"/>
+        </w:rPr>
         <w:t>Analysis Governance. The analysis must not equate priority with authority. External evidence must remain able to challenge internal theses; contradictions are preserved and explained.</w:t>
       </w:r>
     </w:p>
     <w:p>
+      <w:pPr>
+        <w:widowControl/>
+        <w:spacing w:after="120" w:line="259" w:lineRule="auto"/>
+        <w:jc w:val="both"/>
+      </w:pPr>
       <w:r>
+        <w:rPr>
+          <w:rFonts w:ascii="Tinos" w:hAnsi="Tinos" w:eastAsia="Tinos"/>
+          <w:color w:val="000000"/>
+          <w:sz w:val="22"/>
+        </w:rPr>
         <w:t>Consequence Governance. Usually INFORM, but a policy can route materially conflicted recommendations to DECIDE for a strategy owner.</w:t>
       </w:r>
     </w:p>
     <w:p>
+      <w:pPr>
+        <w:widowControl/>
+        <w:spacing w:after="120" w:line="259" w:lineRule="auto"/>
+        <w:jc w:val="both"/>
+      </w:pPr>
       <w:r>
+        <w:rPr>
+          <w:rFonts w:ascii="Tinos" w:hAnsi="Tinos" w:eastAsia="Tinos"/>
+          <w:color w:val="000000"/>
+          <w:sz w:val="22"/>
+        </w:rPr>
         <w:t>Demonstrates. Case-specific priority, institutional knowledge ordering, corroboration, contradiction preservation, and priority/authority separation.</w:t>
       </w:r>
     </w:p>
@@ -188,31 +449,86 @@
         <w:pStyle w:val="Heading1"/>
       </w:pPr>
       <w:r>
+        <w:rPr>
+          <w:rFonts w:ascii="Tinos" w:hAnsi="Tinos" w:eastAsia="Tinos"/>
+          <w:color w:val="000000"/>
+          <w:sz w:val="26"/>
+        </w:rPr>
         <w:t>C.5 Human Validation During Analysis</w:t>
       </w:r>
     </w:p>
     <w:p>
+      <w:pPr>
+        <w:widowControl/>
+        <w:spacing w:after="120" w:line="259" w:lineRule="auto"/>
+        <w:jc w:val="both"/>
+      </w:pPr>
       <w:r>
+        <w:rPr>
+          <w:rFonts w:ascii="Tinos" w:hAnsi="Tinos" w:eastAsia="Tinos"/>
+          <w:color w:val="000000"/>
+          <w:sz w:val="22"/>
+        </w:rPr>
         <w:t>Scenario. A classification resembles the RAF reliability gate: an automated analytical result falls below a policy threshold before it is allowed to become a governed result.</w:t>
       </w:r>
     </w:p>
     <w:p>
+      <w:pPr>
+        <w:widowControl/>
+        <w:spacing w:after="120" w:line="259" w:lineRule="auto"/>
+        <w:jc w:val="both"/>
+      </w:pPr>
       <w:r>
+        <w:rPr>
+          <w:rFonts w:ascii="Tinos" w:hAnsi="Tinos" w:eastAsia="Tinos"/>
+          <w:color w:val="000000"/>
+          <w:sz w:val="22"/>
+        </w:rPr>
         <w:t>Knowledge Governance. Only verified, admissible source material enters the classification.</w:t>
       </w:r>
     </w:p>
     <w:p>
+      <w:pPr>
+        <w:widowControl/>
+        <w:spacing w:after="120" w:line="259" w:lineRule="auto"/>
+        <w:jc w:val="both"/>
+      </w:pPr>
       <w:r>
+        <w:rPr>
+          <w:rFonts w:ascii="Tinos" w:hAnsi="Tinos" w:eastAsia="Tinos"/>
+          <w:color w:val="000000"/>
+          <w:sz w:val="22"/>
+        </w:rPr>
         <w:t>Analysis Governance. CLASSIFY is permitted, but confidence below 0.80 triggers human validation inside Analysis Governance. The human is validating the analytical result, not owning the downstream business decision.</w:t>
       </w:r>
     </w:p>
     <w:p>
+      <w:pPr>
+        <w:widowControl/>
+        <w:spacing w:after="120" w:line="259" w:lineRule="auto"/>
+        <w:jc w:val="both"/>
+      </w:pPr>
       <w:r>
+        <w:rPr>
+          <w:rFonts w:ascii="Tinos" w:hAnsi="Tinos" w:eastAsia="Tinos"/>
+          <w:color w:val="000000"/>
+          <w:sz w:val="22"/>
+        </w:rPr>
         <w:t>Consequence Governance. Consequence routing is paused. After successful validation, the result may INFORM or enter another consequence rule.</w:t>
       </w:r>
     </w:p>
     <w:p>
+      <w:pPr>
+        <w:widowControl/>
+        <w:spacing w:after="120" w:line="259" w:lineRule="auto"/>
+        <w:jc w:val="both"/>
+      </w:pPr>
       <w:r>
+        <w:rPr>
+          <w:rFonts w:ascii="Tinos" w:hAnsi="Tinos" w:eastAsia="Tinos"/>
+          <w:color w:val="000000"/>
+          <w:sz w:val="22"/>
+        </w:rPr>
         <w:t>Demonstrates. Human-in-the-loop validation as an Analysis Governance control distinct from DECIDE. This generalizes the earlier RAF concept of a reliability threshold that routes low-confidence output to human verification [17].</w:t>
       </w:r>
     </w:p>
@@ -221,31 +537,86 @@
         <w:pStyle w:val="Heading1"/>
       </w:pPr>
       <w:r>
+        <w:rPr>
+          <w:rFonts w:ascii="Tinos" w:hAnsi="Tinos" w:eastAsia="Tinos"/>
+          <w:color w:val="000000"/>
+          <w:sz w:val="26"/>
+        </w:rPr>
         <w:t>C.6 Human Decision Boundary</w:t>
       </w:r>
     </w:p>
     <w:p>
+      <w:pPr>
+        <w:widowControl/>
+        <w:spacing w:after="120" w:line="259" w:lineRule="auto"/>
+        <w:jc w:val="both"/>
+      </w:pPr>
       <w:r>
+        <w:rPr>
+          <w:rFonts w:ascii="Tinos" w:hAnsi="Tinos" w:eastAsia="Tinos"/>
+          <w:color w:val="000000"/>
+          <w:sz w:val="22"/>
+        </w:rPr>
         <w:t>Scenario. A system scores a high-risk transaction using governed evidence. The analysis is reliable, but organizational policy does not allow the AI to own the consequential decision.</w:t>
       </w:r>
     </w:p>
     <w:p>
+      <w:pPr>
+        <w:widowControl/>
+        <w:spacing w:after="120" w:line="259" w:lineRule="auto"/>
+        <w:jc w:val="both"/>
+      </w:pPr>
       <w:r>
+        <w:rPr>
+          <w:rFonts w:ascii="Tinos" w:hAnsi="Tinos" w:eastAsia="Tinos"/>
+          <w:color w:val="000000"/>
+          <w:sz w:val="22"/>
+        </w:rPr>
         <w:t>Knowledge Governance. Required source and provenance rules are satisfied.</w:t>
       </w:r>
     </w:p>
     <w:p>
+      <w:pPr>
+        <w:widowControl/>
+        <w:spacing w:after="120" w:line="259" w:lineRule="auto"/>
+        <w:jc w:val="both"/>
+      </w:pPr>
       <w:r>
+        <w:rPr>
+          <w:rFonts w:ascii="Tinos" w:hAnsi="Tinos" w:eastAsia="Tinos"/>
+          <w:color w:val="000000"/>
+          <w:sz w:val="22"/>
+        </w:rPr>
         <w:t>Analysis Governance. The permitted scoring method produces a verified high-risk result with an explanation and preserved evidence trace.</w:t>
       </w:r>
     </w:p>
     <w:p>
+      <w:pPr>
+        <w:widowControl/>
+        <w:spacing w:after="120" w:line="259" w:lineRule="auto"/>
+        <w:jc w:val="both"/>
+      </w:pPr>
       <w:r>
+        <w:rPr>
+          <w:rFonts w:ascii="Tinos" w:hAnsi="Tinos" w:eastAsia="Tinos"/>
+          <w:color w:val="000000"/>
+          <w:sz w:val="22"/>
+        </w:rPr>
         <w:t>Consequence Governance. DECIDE. The risk officer owns APPROVE, DENY, INVESTIGATE, REQUEST_EVIDENCE, or ESCALATE.</w:t>
       </w:r>
     </w:p>
     <w:p>
+      <w:pPr>
+        <w:widowControl/>
+        <w:spacing w:after="120" w:line="259" w:lineRule="auto"/>
+        <w:jc w:val="both"/>
+      </w:pPr>
       <w:r>
+        <w:rPr>
+          <w:rFonts w:ascii="Tinos" w:hAnsi="Tinos" w:eastAsia="Tinos"/>
+          <w:color w:val="000000"/>
+          <w:sz w:val="22"/>
+        </w:rPr>
         <w:t>Demonstrates. Decision rights: the AI may analyze and recommend without being authorized to make the consequential choice.</w:t>
       </w:r>
     </w:p>
@@ -254,31 +625,86 @@
         <w:pStyle w:val="Heading1"/>
       </w:pPr>
       <w:r>
+        <w:rPr>
+          <w:rFonts w:ascii="Tinos" w:hAnsi="Tinos" w:eastAsia="Tinos"/>
+          <w:color w:val="000000"/>
+          <w:sz w:val="26"/>
+        </w:rPr>
         <w:t>C.7 Autonomous Machine / API Action</w:t>
       </w:r>
     </w:p>
     <w:p>
+      <w:pPr>
+        <w:widowControl/>
+        <w:spacing w:after="120" w:line="259" w:lineRule="auto"/>
+        <w:jc w:val="both"/>
+      </w:pPr>
       <w:r>
+        <w:rPr>
+          <w:rFonts w:ascii="Tinos" w:hAnsi="Tinos" w:eastAsia="Tinos"/>
+          <w:color w:val="000000"/>
+          <w:sz w:val="22"/>
+        </w:rPr>
         <w:t>Scenario. A lead-qualification workflow determines with high confidence that a verified lead is eligible for an approved campaign.</w:t>
       </w:r>
     </w:p>
     <w:p>
+      <w:pPr>
+        <w:widowControl/>
+        <w:spacing w:after="120" w:line="259" w:lineRule="auto"/>
+        <w:jc w:val="both"/>
+      </w:pPr>
       <w:r>
+        <w:rPr>
+          <w:rFonts w:ascii="Tinos" w:hAnsi="Tinos" w:eastAsia="Tinos"/>
+          <w:color w:val="000000"/>
+          <w:sz w:val="22"/>
+        </w:rPr>
         <w:t>Knowledge Governance. Consent/customer evidence and qualification data are admitted under policy.</w:t>
       </w:r>
     </w:p>
     <w:p>
+      <w:pPr>
+        <w:widowControl/>
+        <w:spacing w:after="120" w:line="259" w:lineRule="auto"/>
+        <w:jc w:val="both"/>
+      </w:pPr>
       <w:r>
+        <w:rPr>
+          <w:rFonts w:ascii="Tinos" w:hAnsi="Tinos" w:eastAsia="Tinos"/>
+          <w:color w:val="000000"/>
+          <w:sz w:val="22"/>
+        </w:rPr>
         <w:t>Analysis Governance. The approved CLASSIFY method evaluates eligibility; confidence and evidence requirements are satisfied.</w:t>
       </w:r>
     </w:p>
     <w:p>
+      <w:pPr>
+        <w:widowControl/>
+        <w:spacing w:after="120" w:line="259" w:lineRule="auto"/>
+        <w:jc w:val="both"/>
+      </w:pPr>
       <w:r>
+        <w:rPr>
+          <w:rFonts w:ascii="Tinos" w:hAnsi="Tinos" w:eastAsia="Tinos"/>
+          <w:color w:val="000000"/>
+          <w:sz w:val="22"/>
+        </w:rPr>
         <w:t>Consequence Governance. ACT. A task-scoped capability grant authorizes one `crm.add_campaign_member` API action for the active Case. The executor may be an agent or ordinary API client.</w:t>
       </w:r>
     </w:p>
     <w:p>
+      <w:pPr>
+        <w:widowControl/>
+        <w:spacing w:after="120" w:line="259" w:lineRule="auto"/>
+        <w:jc w:val="both"/>
+      </w:pPr>
       <w:r>
+        <w:rPr>
+          <w:rFonts w:ascii="Tinos" w:hAnsi="Tinos" w:eastAsia="Tinos"/>
+          <w:color w:val="000000"/>
+          <w:sz w:val="22"/>
+        </w:rPr>
         <w:t>Demonstrates. Agentic/machine execution without making agents the core architecture; action authorization, case scope, API consequence, and audit.</w:t>
       </w:r>
     </w:p>
@@ -287,31 +713,86 @@
         <w:pStyle w:val="Heading1"/>
       </w:pPr>
       <w:r>
+        <w:rPr>
+          <w:rFonts w:ascii="Tinos" w:hAnsi="Tinos" w:eastAsia="Tinos"/>
+          <w:color w:val="000000"/>
+          <w:sz w:val="26"/>
+        </w:rPr>
         <w:t>C.8 Human Approval Followed by Machine Action</w:t>
       </w:r>
     </w:p>
     <w:p>
+      <w:pPr>
+        <w:widowControl/>
+        <w:spacing w:after="120" w:line="259" w:lineRule="auto"/>
+        <w:jc w:val="both"/>
+      </w:pPr>
       <w:r>
+        <w:rPr>
+          <w:rFonts w:ascii="Tinos" w:hAnsi="Tinos" w:eastAsia="Tinos"/>
+          <w:color w:val="000000"/>
+          <w:sz w:val="22"/>
+        </w:rPr>
         <w:t>Scenario. A support system recommends a EUR 420 refund. Policy permits automatic refunds only below a lower threshold.</w:t>
       </w:r>
     </w:p>
     <w:p>
+      <w:pPr>
+        <w:widowControl/>
+        <w:spacing w:after="120" w:line="259" w:lineRule="auto"/>
+        <w:jc w:val="both"/>
+      </w:pPr>
       <w:r>
+        <w:rPr>
+          <w:rFonts w:ascii="Tinos" w:hAnsi="Tinos" w:eastAsia="Tinos"/>
+          <w:color w:val="000000"/>
+          <w:sz w:val="22"/>
+        </w:rPr>
         <w:t>Knowledge Governance. The case file and customer/account evidence are governed normally.</w:t>
       </w:r>
     </w:p>
     <w:p>
+      <w:pPr>
+        <w:widowControl/>
+        <w:spacing w:after="120" w:line="259" w:lineRule="auto"/>
+        <w:jc w:val="both"/>
+      </w:pPr>
       <w:r>
+        <w:rPr>
+          <w:rFonts w:ascii="Tinos" w:hAnsi="Tinos" w:eastAsia="Tinos"/>
+          <w:color w:val="000000"/>
+          <w:sz w:val="22"/>
+        </w:rPr>
         <w:t>Analysis Governance. The refund amount and eligibility are calculated under approved rules.</w:t>
       </w:r>
     </w:p>
     <w:p>
+      <w:pPr>
+        <w:widowControl/>
+        <w:spacing w:after="120" w:line="259" w:lineRule="auto"/>
+        <w:jc w:val="both"/>
+      </w:pPr>
       <w:r>
+        <w:rPr>
+          <w:rFonts w:ascii="Tinos" w:hAnsi="Tinos" w:eastAsia="Tinos"/>
+          <w:color w:val="000000"/>
+          <w:sz w:val="22"/>
+        </w:rPr>
         <w:t>Consequence Governance. DECIDE -&gt; ACT. A support manager approves; only then does a capability grant authorize the billing API to issue the refund.</w:t>
       </w:r>
     </w:p>
     <w:p>
+      <w:pPr>
+        <w:widowControl/>
+        <w:spacing w:after="120" w:line="259" w:lineRule="auto"/>
+        <w:jc w:val="both"/>
+      </w:pPr>
       <w:r>
+        <w:rPr>
+          <w:rFonts w:ascii="Tinos" w:hAnsi="Tinos" w:eastAsia="Tinos"/>
+          <w:color w:val="000000"/>
+          <w:sz w:val="22"/>
+        </w:rPr>
         <w:t>Demonstrates. Human authorization of machine execution, responsibility assignment, and auditable transition from DECIDE to ACT.</w:t>
       </w:r>
     </w:p>
@@ -320,6 +801,11 @@
         <w:pStyle w:val="Heading1"/>
       </w:pPr>
       <w:r>
+        <w:rPr>
+          <w:rFonts w:ascii="Tinos" w:hAnsi="Tinos" w:eastAsia="Tinos"/>
+          <w:color w:val="000000"/>
+          <w:sz w:val="26"/>
+        </w:rPr>
         <w:t>C.9 CROSS-CASE COVERAGE</w:t>
       </w:r>
     </w:p>
@@ -328,7 +814,16 @@
         <w:tblStyle w:val="TableGrid"/>
         <w:tblW w:type="auto" w:w="0"/>
         <w:jc w:val="center"/>
+        <w:tblLayout w:type="autofit"/>
         <w:tblLook w:firstColumn="1" w:firstRow="1" w:lastColumn="0" w:lastRow="0" w:noHBand="0" w:noVBand="1" w:val="04A0"/>
+        <w:tblBorders>
+          <w:top w:val="single" w:sz="5" w:space="0" w:color="B7B7B7"/>
+          <w:left w:val="single" w:sz="5" w:space="0" w:color="B7B7B7"/>
+          <w:bottom w:val="single" w:sz="5" w:space="0" w:color="B7B7B7"/>
+          <w:right w:val="single" w:sz="5" w:space="0" w:color="B7B7B7"/>
+          <w:insideH w:val="single" w:sz="5" w:space="0" w:color="B7B7B7"/>
+          <w:insideV w:val="single" w:sz="5" w:space="0" w:color="B7B7B7"/>
+        </w:tblBorders>
       </w:tblPr>
       <w:tblGrid>
         <w:gridCol w:w="2585"/>
@@ -337,17 +832,32 @@
         <w:gridCol w:w="2585"/>
       </w:tblGrid>
       <w:tr>
+        <w:trPr>
+          <w:tblHeader w:val="true"/>
+        </w:trPr>
         <w:tc>
           <w:tcPr>
             <w:tcW w:type="dxa" w:w="2585"/>
-            <w:shd w:fill="EDEDED"/>
+            <w:shd w:fill="EEEEEE"/>
             <w:vAlign w:val="center"/>
+            <w:tcMar>
+              <w:top w:w="70" w:type="dxa"/>
+              <w:start w:w="90" w:type="dxa"/>
+              <w:bottom w:w="70" w:type="dxa"/>
+              <w:end w:w="90" w:type="dxa"/>
+            </w:tcMar>
           </w:tcPr>
           <w:p>
+            <w:pPr>
+              <w:spacing w:after="40" w:before="20" w:line="240" w:lineRule="auto"/>
+              <w:jc w:val="left"/>
+            </w:pPr>
             <w:r>
               <w:rPr>
+                <w:rFonts w:ascii="Tinos" w:hAnsi="Tinos" w:eastAsia="Tinos"/>
                 <w:b/>
-                <w:sz w:val="15"/>
+                <w:color w:val="000000"/>
+                <w:sz w:val="18"/>
               </w:rPr>
               <w:t>Case</w:t>
             </w:r>
@@ -356,14 +866,26 @@
         <w:tc>
           <w:tcPr>
             <w:tcW w:type="dxa" w:w="2585"/>
-            <w:shd w:fill="EDEDED"/>
+            <w:shd w:fill="EEEEEE"/>
             <w:vAlign w:val="center"/>
+            <w:tcMar>
+              <w:top w:w="70" w:type="dxa"/>
+              <w:start w:w="90" w:type="dxa"/>
+              <w:bottom w:w="70" w:type="dxa"/>
+              <w:end w:w="90" w:type="dxa"/>
+            </w:tcMar>
           </w:tcPr>
           <w:p>
+            <w:pPr>
+              <w:spacing w:after="40" w:before="20" w:line="240" w:lineRule="auto"/>
+              <w:jc w:val="left"/>
+            </w:pPr>
             <w:r>
               <w:rPr>
+                <w:rFonts w:ascii="Tinos" w:hAnsi="Tinos" w:eastAsia="Tinos"/>
                 <w:b/>
-                <w:sz w:val="15"/>
+                <w:color w:val="000000"/>
+                <w:sz w:val="18"/>
               </w:rPr>
               <w:t>Primary knowledge concern</w:t>
             </w:r>
@@ -372,14 +894,26 @@
         <w:tc>
           <w:tcPr>
             <w:tcW w:type="dxa" w:w="2585"/>
-            <w:shd w:fill="EDEDED"/>
+            <w:shd w:fill="EEEEEE"/>
             <w:vAlign w:val="center"/>
+            <w:tcMar>
+              <w:top w:w="70" w:type="dxa"/>
+              <w:start w:w="90" w:type="dxa"/>
+              <w:bottom w:w="70" w:type="dxa"/>
+              <w:end w:w="90" w:type="dxa"/>
+            </w:tcMar>
           </w:tcPr>
           <w:p>
+            <w:pPr>
+              <w:spacing w:after="40" w:before="20" w:line="240" w:lineRule="auto"/>
+              <w:jc w:val="left"/>
+            </w:pPr>
             <w:r>
               <w:rPr>
+                <w:rFonts w:ascii="Tinos" w:hAnsi="Tinos" w:eastAsia="Tinos"/>
                 <w:b/>
-                <w:sz w:val="15"/>
+                <w:color w:val="000000"/>
+                <w:sz w:val="18"/>
               </w:rPr>
               <w:t>Primary analysis concern</w:t>
             </w:r>
@@ -388,14 +922,26 @@
         <w:tc>
           <w:tcPr>
             <w:tcW w:type="dxa" w:w="2585"/>
-            <w:shd w:fill="EDEDED"/>
+            <w:shd w:fill="EEEEEE"/>
             <w:vAlign w:val="center"/>
+            <w:tcMar>
+              <w:top w:w="70" w:type="dxa"/>
+              <w:start w:w="90" w:type="dxa"/>
+              <w:bottom w:w="70" w:type="dxa"/>
+              <w:end w:w="90" w:type="dxa"/>
+            </w:tcMar>
           </w:tcPr>
           <w:p>
+            <w:pPr>
+              <w:spacing w:after="40" w:before="20" w:line="240" w:lineRule="auto"/>
+              <w:jc w:val="left"/>
+            </w:pPr>
             <w:r>
               <w:rPr>
+                <w:rFonts w:ascii="Tinos" w:hAnsi="Tinos" w:eastAsia="Tinos"/>
                 <w:b/>
-                <w:sz w:val="15"/>
+                <w:color w:val="000000"/>
+                <w:sz w:val="18"/>
               </w:rPr>
               <w:t>Consequence</w:t>
             </w:r>
@@ -403,15 +949,28 @@
         </w:tc>
       </w:tr>
       <w:tr>
+        <w:trPr/>
         <w:tc>
           <w:tcPr>
             <w:tcW w:type="dxa" w:w="2585"/>
             <w:vAlign w:val="center"/>
+            <w:tcMar>
+              <w:top w:w="70" w:type="dxa"/>
+              <w:start w:w="90" w:type="dxa"/>
+              <w:bottom w:w="70" w:type="dxa"/>
+              <w:end w:w="90" w:type="dxa"/>
+            </w:tcMar>
           </w:tcPr>
           <w:p>
+            <w:pPr>
+              <w:spacing w:after="40" w:before="20" w:line="240" w:lineRule="auto"/>
+              <w:jc w:val="left"/>
+            </w:pPr>
             <w:r>
               <w:rPr>
-                <w:sz w:val="15"/>
+                <w:rFonts w:ascii="Tinos" w:hAnsi="Tinos" w:eastAsia="Tinos"/>
+                <w:color w:val="000000"/>
+                <w:sz w:val="18"/>
               </w:rPr>
               <w:t>1 Regulatory</w:t>
             </w:r>
@@ -421,11 +980,23 @@
           <w:tcPr>
             <w:tcW w:type="dxa" w:w="2585"/>
             <w:vAlign w:val="center"/>
+            <w:tcMar>
+              <w:top w:w="70" w:type="dxa"/>
+              <w:start w:w="90" w:type="dxa"/>
+              <w:bottom w:w="70" w:type="dxa"/>
+              <w:end w:w="90" w:type="dxa"/>
+            </w:tcMar>
           </w:tcPr>
           <w:p>
+            <w:pPr>
+              <w:spacing w:after="40" w:before="20" w:line="240" w:lineRule="auto"/>
+              <w:jc w:val="left"/>
+            </w:pPr>
             <w:r>
               <w:rPr>
-                <w:sz w:val="15"/>
+                <w:rFonts w:ascii="Tinos" w:hAnsi="Tinos" w:eastAsia="Tinos"/>
+                <w:color w:val="000000"/>
+                <w:sz w:val="18"/>
               </w:rPr>
               <w:t>Authority/applicability</w:t>
             </w:r>
@@ -435,11 +1006,23 @@
           <w:tcPr>
             <w:tcW w:type="dxa" w:w="2585"/>
             <w:vAlign w:val="center"/>
+            <w:tcMar>
+              <w:top w:w="70" w:type="dxa"/>
+              <w:start w:w="90" w:type="dxa"/>
+              <w:bottom w:w="70" w:type="dxa"/>
+              <w:end w:w="90" w:type="dxa"/>
+            </w:tcMar>
           </w:tcPr>
           <w:p>
+            <w:pPr>
+              <w:spacing w:after="40" w:before="20" w:line="240" w:lineRule="auto"/>
+              <w:jc w:val="left"/>
+            </w:pPr>
             <w:r>
               <w:rPr>
-                <w:sz w:val="15"/>
+                <w:rFonts w:ascii="Tinos" w:hAnsi="Tinos" w:eastAsia="Tinos"/>
+                <w:color w:val="000000"/>
+                <w:sz w:val="18"/>
               </w:rPr>
               <w:t>Governing-source reasoning</w:t>
             </w:r>
@@ -449,11 +1032,23 @@
           <w:tcPr>
             <w:tcW w:type="dxa" w:w="2585"/>
             <w:vAlign w:val="center"/>
+            <w:tcMar>
+              <w:top w:w="70" w:type="dxa"/>
+              <w:start w:w="90" w:type="dxa"/>
+              <w:bottom w:w="70" w:type="dxa"/>
+              <w:end w:w="90" w:type="dxa"/>
+            </w:tcMar>
           </w:tcPr>
           <w:p>
+            <w:pPr>
+              <w:spacing w:after="40" w:before="20" w:line="240" w:lineRule="auto"/>
+              <w:jc w:val="left"/>
+            </w:pPr>
             <w:r>
               <w:rPr>
-                <w:sz w:val="15"/>
+                <w:rFonts w:ascii="Tinos" w:hAnsi="Tinos" w:eastAsia="Tinos"/>
+                <w:color w:val="000000"/>
+                <w:sz w:val="18"/>
               </w:rPr>
               <w:t>INFORM or DECIDE</w:t>
             </w:r>
@@ -461,15 +1056,28 @@
         </w:tc>
       </w:tr>
       <w:tr>
+        <w:trPr/>
         <w:tc>
           <w:tcPr>
             <w:tcW w:type="dxa" w:w="2585"/>
             <w:vAlign w:val="center"/>
+            <w:tcMar>
+              <w:top w:w="70" w:type="dxa"/>
+              <w:start w:w="90" w:type="dxa"/>
+              <w:bottom w:w="70" w:type="dxa"/>
+              <w:end w:w="90" w:type="dxa"/>
+            </w:tcMar>
           </w:tcPr>
           <w:p>
+            <w:pPr>
+              <w:spacing w:after="40" w:before="20" w:line="240" w:lineRule="auto"/>
+              <w:jc w:val="left"/>
+            </w:pPr>
             <w:r>
               <w:rPr>
-                <w:sz w:val="15"/>
+                <w:rFonts w:ascii="Tinos" w:hAnsi="Tinos" w:eastAsia="Tinos"/>
+                <w:color w:val="000000"/>
+                <w:sz w:val="18"/>
               </w:rPr>
               <w:t>2 EU routing</w:t>
             </w:r>
@@ -479,11 +1087,23 @@
           <w:tcPr>
             <w:tcW w:type="dxa" w:w="2585"/>
             <w:vAlign w:val="center"/>
+            <w:tcMar>
+              <w:top w:w="70" w:type="dxa"/>
+              <w:start w:w="90" w:type="dxa"/>
+              <w:bottom w:w="70" w:type="dxa"/>
+              <w:end w:w="90" w:type="dxa"/>
+            </w:tcMar>
           </w:tcPr>
           <w:p>
+            <w:pPr>
+              <w:spacing w:after="40" w:before="20" w:line="240" w:lineRule="auto"/>
+              <w:jc w:val="left"/>
+            </w:pPr>
             <w:r>
               <w:rPr>
-                <w:sz w:val="15"/>
+                <w:rFonts w:ascii="Tinos" w:hAnsi="Tinos" w:eastAsia="Tinos"/>
+                <w:color w:val="000000"/>
+                <w:sz w:val="18"/>
               </w:rPr>
               <w:t>Classification/jurisdiction</w:t>
             </w:r>
@@ -493,11 +1113,23 @@
           <w:tcPr>
             <w:tcW w:type="dxa" w:w="2585"/>
             <w:vAlign w:val="center"/>
+            <w:tcMar>
+              <w:top w:w="70" w:type="dxa"/>
+              <w:start w:w="90" w:type="dxa"/>
+              <w:bottom w:w="70" w:type="dxa"/>
+              <w:end w:w="90" w:type="dxa"/>
+            </w:tcMar>
           </w:tcPr>
           <w:p>
+            <w:pPr>
+              <w:spacing w:after="40" w:before="20" w:line="240" w:lineRule="auto"/>
+              <w:jc w:val="left"/>
+            </w:pPr>
             <w:r>
               <w:rPr>
-                <w:sz w:val="15"/>
+                <w:rFonts w:ascii="Tinos" w:hAnsi="Tinos" w:eastAsia="Tinos"/>
+                <w:color w:val="000000"/>
+                <w:sz w:val="18"/>
               </w:rPr>
               <w:t>Model/region eligibility</w:t>
             </w:r>
@@ -507,11 +1139,23 @@
           <w:tcPr>
             <w:tcW w:type="dxa" w:w="2585"/>
             <w:vAlign w:val="center"/>
+            <w:tcMar>
+              <w:top w:w="70" w:type="dxa"/>
+              <w:start w:w="90" w:type="dxa"/>
+              <w:bottom w:w="70" w:type="dxa"/>
+              <w:end w:w="90" w:type="dxa"/>
+            </w:tcMar>
           </w:tcPr>
           <w:p>
+            <w:pPr>
+              <w:spacing w:after="40" w:before="20" w:line="240" w:lineRule="auto"/>
+              <w:jc w:val="left"/>
+            </w:pPr>
             <w:r>
               <w:rPr>
-                <w:sz w:val="15"/>
+                <w:rFonts w:ascii="Tinos" w:hAnsi="Tinos" w:eastAsia="Tinos"/>
+                <w:color w:val="000000"/>
+                <w:sz w:val="18"/>
               </w:rPr>
               <w:t>INFORM</w:t>
             </w:r>
@@ -519,15 +1163,28 @@
         </w:tc>
       </w:tr>
       <w:tr>
+        <w:trPr/>
         <w:tc>
           <w:tcPr>
             <w:tcW w:type="dxa" w:w="2585"/>
             <w:vAlign w:val="center"/>
+            <w:tcMar>
+              <w:top w:w="70" w:type="dxa"/>
+              <w:start w:w="90" w:type="dxa"/>
+              <w:bottom w:w="70" w:type="dxa"/>
+              <w:end w:w="90" w:type="dxa"/>
+            </w:tcMar>
           </w:tcPr>
           <w:p>
+            <w:pPr>
+              <w:spacing w:after="40" w:before="20" w:line="240" w:lineRule="auto"/>
+              <w:jc w:val="left"/>
+            </w:pPr>
             <w:r>
               <w:rPr>
-                <w:sz w:val="15"/>
+                <w:rFonts w:ascii="Tinos" w:hAnsi="Tinos" w:eastAsia="Tinos"/>
+                <w:color w:val="000000"/>
+                <w:sz w:val="18"/>
               </w:rPr>
               <w:t>3 Contamination</w:t>
             </w:r>
@@ -537,11 +1194,23 @@
           <w:tcPr>
             <w:tcW w:type="dxa" w:w="2585"/>
             <w:vAlign w:val="center"/>
+            <w:tcMar>
+              <w:top w:w="70" w:type="dxa"/>
+              <w:start w:w="90" w:type="dxa"/>
+              <w:bottom w:w="70" w:type="dxa"/>
+              <w:end w:w="90" w:type="dxa"/>
+            </w:tcMar>
           </w:tcPr>
           <w:p>
+            <w:pPr>
+              <w:spacing w:after="40" w:before="20" w:line="240" w:lineRule="auto"/>
+              <w:jc w:val="left"/>
+            </w:pPr>
             <w:r>
               <w:rPr>
-                <w:sz w:val="15"/>
+                <w:rFonts w:ascii="Tinos" w:hAnsi="Tinos" w:eastAsia="Tinos"/>
+                <w:color w:val="000000"/>
+                <w:sz w:val="18"/>
               </w:rPr>
               <w:t>Lifecycle/provenance</w:t>
             </w:r>
@@ -551,11 +1220,23 @@
           <w:tcPr>
             <w:tcW w:type="dxa" w:w="2585"/>
             <w:vAlign w:val="center"/>
+            <w:tcMar>
+              <w:top w:w="70" w:type="dxa"/>
+              <w:start w:w="90" w:type="dxa"/>
+              <w:bottom w:w="70" w:type="dxa"/>
+              <w:end w:w="90" w:type="dxa"/>
+            </w:tcMar>
           </w:tcPr>
           <w:p>
+            <w:pPr>
+              <w:spacing w:after="40" w:before="20" w:line="240" w:lineRule="auto"/>
+              <w:jc w:val="left"/>
+            </w:pPr>
             <w:r>
               <w:rPr>
-                <w:sz w:val="15"/>
+                <w:rFonts w:ascii="Tinos" w:hAnsi="Tinos" w:eastAsia="Tinos"/>
+                <w:color w:val="000000"/>
+                <w:sz w:val="18"/>
               </w:rPr>
               <w:t>Sampling/dedup/reprocessing</w:t>
             </w:r>
@@ -565,11 +1246,23 @@
           <w:tcPr>
             <w:tcW w:type="dxa" w:w="2585"/>
             <w:vAlign w:val="center"/>
+            <w:tcMar>
+              <w:top w:w="70" w:type="dxa"/>
+              <w:start w:w="90" w:type="dxa"/>
+              <w:bottom w:w="70" w:type="dxa"/>
+              <w:end w:w="90" w:type="dxa"/>
+            </w:tcMar>
           </w:tcPr>
           <w:p>
+            <w:pPr>
+              <w:spacing w:after="40" w:before="20" w:line="240" w:lineRule="auto"/>
+              <w:jc w:val="left"/>
+            </w:pPr>
             <w:r>
               <w:rPr>
-                <w:sz w:val="15"/>
+                <w:rFonts w:ascii="Tinos" w:hAnsi="Tinos" w:eastAsia="Tinos"/>
+                <w:color w:val="000000"/>
+                <w:sz w:val="18"/>
               </w:rPr>
               <w:t>INFORM or DECIDE</w:t>
             </w:r>
@@ -577,15 +1270,28 @@
         </w:tc>
       </w:tr>
       <w:tr>
+        <w:trPr/>
         <w:tc>
           <w:tcPr>
             <w:tcW w:type="dxa" w:w="2585"/>
             <w:vAlign w:val="center"/>
+            <w:tcMar>
+              <w:top w:w="70" w:type="dxa"/>
+              <w:start w:w="90" w:type="dxa"/>
+              <w:bottom w:w="70" w:type="dxa"/>
+              <w:end w:w="90" w:type="dxa"/>
+            </w:tcMar>
           </w:tcPr>
           <w:p>
+            <w:pPr>
+              <w:spacing w:after="40" w:before="20" w:line="240" w:lineRule="auto"/>
+              <w:jc w:val="left"/>
+            </w:pPr>
             <w:r>
               <w:rPr>
-                <w:sz w:val="15"/>
+                <w:rFonts w:ascii="Tinos" w:hAnsi="Tinos" w:eastAsia="Tinos"/>
+                <w:color w:val="000000"/>
+                <w:sz w:val="18"/>
               </w:rPr>
               <w:t>4 Internal-first</w:t>
             </w:r>
@@ -595,11 +1301,23 @@
           <w:tcPr>
             <w:tcW w:type="dxa" w:w="2585"/>
             <w:vAlign w:val="center"/>
+            <w:tcMar>
+              <w:top w:w="70" w:type="dxa"/>
+              <w:start w:w="90" w:type="dxa"/>
+              <w:bottom w:w="70" w:type="dxa"/>
+              <w:end w:w="90" w:type="dxa"/>
+            </w:tcMar>
           </w:tcPr>
           <w:p>
+            <w:pPr>
+              <w:spacing w:after="40" w:before="20" w:line="240" w:lineRule="auto"/>
+              <w:jc w:val="left"/>
+            </w:pPr>
             <w:r>
               <w:rPr>
-                <w:sz w:val="15"/>
+                <w:rFonts w:ascii="Tinos" w:hAnsi="Tinos" w:eastAsia="Tinos"/>
+                <w:color w:val="000000"/>
+                <w:sz w:val="18"/>
               </w:rPr>
               <w:t>Priority/evidence role</w:t>
             </w:r>
@@ -609,11 +1327,23 @@
           <w:tcPr>
             <w:tcW w:type="dxa" w:w="2585"/>
             <w:vAlign w:val="center"/>
+            <w:tcMar>
+              <w:top w:w="70" w:type="dxa"/>
+              <w:start w:w="90" w:type="dxa"/>
+              <w:bottom w:w="70" w:type="dxa"/>
+              <w:end w:w="90" w:type="dxa"/>
+            </w:tcMar>
           </w:tcPr>
           <w:p>
+            <w:pPr>
+              <w:spacing w:after="40" w:before="20" w:line="240" w:lineRule="auto"/>
+              <w:jc w:val="left"/>
+            </w:pPr>
             <w:r>
               <w:rPr>
-                <w:sz w:val="15"/>
+                <w:rFonts w:ascii="Tinos" w:hAnsi="Tinos" w:eastAsia="Tinos"/>
+                <w:color w:val="000000"/>
+                <w:sz w:val="18"/>
               </w:rPr>
               <w:t>Corroboration/challenge</w:t>
             </w:r>
@@ -623,11 +1353,23 @@
           <w:tcPr>
             <w:tcW w:type="dxa" w:w="2585"/>
             <w:vAlign w:val="center"/>
+            <w:tcMar>
+              <w:top w:w="70" w:type="dxa"/>
+              <w:start w:w="90" w:type="dxa"/>
+              <w:bottom w:w="70" w:type="dxa"/>
+              <w:end w:w="90" w:type="dxa"/>
+            </w:tcMar>
           </w:tcPr>
           <w:p>
+            <w:pPr>
+              <w:spacing w:after="40" w:before="20" w:line="240" w:lineRule="auto"/>
+              <w:jc w:val="left"/>
+            </w:pPr>
             <w:r>
               <w:rPr>
-                <w:sz w:val="15"/>
+                <w:rFonts w:ascii="Tinos" w:hAnsi="Tinos" w:eastAsia="Tinos"/>
+                <w:color w:val="000000"/>
+                <w:sz w:val="18"/>
               </w:rPr>
               <w:t>INFORM or DECIDE</w:t>
             </w:r>
@@ -635,15 +1377,28 @@
         </w:tc>
       </w:tr>
       <w:tr>
+        <w:trPr/>
         <w:tc>
           <w:tcPr>
             <w:tcW w:type="dxa" w:w="2585"/>
             <w:vAlign w:val="center"/>
+            <w:tcMar>
+              <w:top w:w="70" w:type="dxa"/>
+              <w:start w:w="90" w:type="dxa"/>
+              <w:bottom w:w="70" w:type="dxa"/>
+              <w:end w:w="90" w:type="dxa"/>
+            </w:tcMar>
           </w:tcPr>
           <w:p>
+            <w:pPr>
+              <w:spacing w:after="40" w:before="20" w:line="240" w:lineRule="auto"/>
+              <w:jc w:val="left"/>
+            </w:pPr>
             <w:r>
               <w:rPr>
-                <w:sz w:val="15"/>
+                <w:rFonts w:ascii="Tinos" w:hAnsi="Tinos" w:eastAsia="Tinos"/>
+                <w:color w:val="000000"/>
+                <w:sz w:val="18"/>
               </w:rPr>
               <w:t>5 Validation</w:t>
             </w:r>
@@ -653,11 +1408,23 @@
           <w:tcPr>
             <w:tcW w:type="dxa" w:w="2585"/>
             <w:vAlign w:val="center"/>
+            <w:tcMar>
+              <w:top w:w="70" w:type="dxa"/>
+              <w:start w:w="90" w:type="dxa"/>
+              <w:bottom w:w="70" w:type="dxa"/>
+              <w:end w:w="90" w:type="dxa"/>
+            </w:tcMar>
           </w:tcPr>
           <w:p>
+            <w:pPr>
+              <w:spacing w:after="40" w:before="20" w:line="240" w:lineRule="auto"/>
+              <w:jc w:val="left"/>
+            </w:pPr>
             <w:r>
               <w:rPr>
-                <w:sz w:val="15"/>
+                <w:rFonts w:ascii="Tinos" w:hAnsi="Tinos" w:eastAsia="Tinos"/>
+                <w:color w:val="000000"/>
+                <w:sz w:val="18"/>
               </w:rPr>
               <w:t>Evidence sufficiency</w:t>
             </w:r>
@@ -667,11 +1434,23 @@
           <w:tcPr>
             <w:tcW w:type="dxa" w:w="2585"/>
             <w:vAlign w:val="center"/>
+            <w:tcMar>
+              <w:top w:w="70" w:type="dxa"/>
+              <w:start w:w="90" w:type="dxa"/>
+              <w:bottom w:w="70" w:type="dxa"/>
+              <w:end w:w="90" w:type="dxa"/>
+            </w:tcMar>
           </w:tcPr>
           <w:p>
+            <w:pPr>
+              <w:spacing w:after="40" w:before="20" w:line="240" w:lineRule="auto"/>
+              <w:jc w:val="left"/>
+            </w:pPr>
             <w:r>
               <w:rPr>
-                <w:sz w:val="15"/>
+                <w:rFonts w:ascii="Tinos" w:hAnsi="Tinos" w:eastAsia="Tinos"/>
+                <w:color w:val="000000"/>
+                <w:sz w:val="18"/>
               </w:rPr>
               <w:t>Human validation threshold</w:t>
             </w:r>
@@ -681,11 +1460,23 @@
           <w:tcPr>
             <w:tcW w:type="dxa" w:w="2585"/>
             <w:vAlign w:val="center"/>
+            <w:tcMar>
+              <w:top w:w="70" w:type="dxa"/>
+              <w:start w:w="90" w:type="dxa"/>
+              <w:bottom w:w="70" w:type="dxa"/>
+              <w:end w:w="90" w:type="dxa"/>
+            </w:tcMar>
           </w:tcPr>
           <w:p>
+            <w:pPr>
+              <w:spacing w:after="40" w:before="20" w:line="240" w:lineRule="auto"/>
+              <w:jc w:val="left"/>
+            </w:pPr>
             <w:r>
               <w:rPr>
-                <w:sz w:val="15"/>
+                <w:rFonts w:ascii="Tinos" w:hAnsi="Tinos" w:eastAsia="Tinos"/>
+                <w:color w:val="000000"/>
+                <w:sz w:val="18"/>
               </w:rPr>
               <w:t>Paused then INFORM/other</w:t>
             </w:r>
@@ -693,15 +1484,28 @@
         </w:tc>
       </w:tr>
       <w:tr>
+        <w:trPr/>
         <w:tc>
           <w:tcPr>
             <w:tcW w:type="dxa" w:w="2585"/>
             <w:vAlign w:val="center"/>
+            <w:tcMar>
+              <w:top w:w="70" w:type="dxa"/>
+              <w:start w:w="90" w:type="dxa"/>
+              <w:bottom w:w="70" w:type="dxa"/>
+              <w:end w:w="90" w:type="dxa"/>
+            </w:tcMar>
           </w:tcPr>
           <w:p>
+            <w:pPr>
+              <w:spacing w:after="40" w:before="20" w:line="240" w:lineRule="auto"/>
+              <w:jc w:val="left"/>
+            </w:pPr>
             <w:r>
               <w:rPr>
-                <w:sz w:val="15"/>
+                <w:rFonts w:ascii="Tinos" w:hAnsi="Tinos" w:eastAsia="Tinos"/>
+                <w:color w:val="000000"/>
+                <w:sz w:val="18"/>
               </w:rPr>
               <w:t>6 Human boundary</w:t>
             </w:r>
@@ -711,11 +1515,23 @@
           <w:tcPr>
             <w:tcW w:type="dxa" w:w="2585"/>
             <w:vAlign w:val="center"/>
+            <w:tcMar>
+              <w:top w:w="70" w:type="dxa"/>
+              <w:start w:w="90" w:type="dxa"/>
+              <w:bottom w:w="70" w:type="dxa"/>
+              <w:end w:w="90" w:type="dxa"/>
+            </w:tcMar>
           </w:tcPr>
           <w:p>
+            <w:pPr>
+              <w:spacing w:after="40" w:before="20" w:line="240" w:lineRule="auto"/>
+              <w:jc w:val="left"/>
+            </w:pPr>
             <w:r>
               <w:rPr>
-                <w:sz w:val="15"/>
+                <w:rFonts w:ascii="Tinos" w:hAnsi="Tinos" w:eastAsia="Tinos"/>
+                <w:color w:val="000000"/>
+                <w:sz w:val="18"/>
               </w:rPr>
               <w:t>Required evidence</w:t>
             </w:r>
@@ -725,11 +1541,23 @@
           <w:tcPr>
             <w:tcW w:type="dxa" w:w="2585"/>
             <w:vAlign w:val="center"/>
+            <w:tcMar>
+              <w:top w:w="70" w:type="dxa"/>
+              <w:start w:w="90" w:type="dxa"/>
+              <w:bottom w:w="70" w:type="dxa"/>
+              <w:end w:w="90" w:type="dxa"/>
+            </w:tcMar>
           </w:tcPr>
           <w:p>
+            <w:pPr>
+              <w:spacing w:after="40" w:before="20" w:line="240" w:lineRule="auto"/>
+              <w:jc w:val="left"/>
+            </w:pPr>
             <w:r>
               <w:rPr>
-                <w:sz w:val="15"/>
+                <w:rFonts w:ascii="Tinos" w:hAnsi="Tinos" w:eastAsia="Tinos"/>
+                <w:color w:val="000000"/>
+                <w:sz w:val="18"/>
               </w:rPr>
               <w:t>Risk scoring/explanation</w:t>
             </w:r>
@@ -739,11 +1567,23 @@
           <w:tcPr>
             <w:tcW w:type="dxa" w:w="2585"/>
             <w:vAlign w:val="center"/>
+            <w:tcMar>
+              <w:top w:w="70" w:type="dxa"/>
+              <w:start w:w="90" w:type="dxa"/>
+              <w:bottom w:w="70" w:type="dxa"/>
+              <w:end w:w="90" w:type="dxa"/>
+            </w:tcMar>
           </w:tcPr>
           <w:p>
+            <w:pPr>
+              <w:spacing w:after="40" w:before="20" w:line="240" w:lineRule="auto"/>
+              <w:jc w:val="left"/>
+            </w:pPr>
             <w:r>
               <w:rPr>
-                <w:sz w:val="15"/>
+                <w:rFonts w:ascii="Tinos" w:hAnsi="Tinos" w:eastAsia="Tinos"/>
+                <w:color w:val="000000"/>
+                <w:sz w:val="18"/>
               </w:rPr>
               <w:t>DECIDE</w:t>
             </w:r>
@@ -751,15 +1591,28 @@
         </w:tc>
       </w:tr>
       <w:tr>
+        <w:trPr/>
         <w:tc>
           <w:tcPr>
             <w:tcW w:type="dxa" w:w="2585"/>
             <w:vAlign w:val="center"/>
+            <w:tcMar>
+              <w:top w:w="70" w:type="dxa"/>
+              <w:start w:w="90" w:type="dxa"/>
+              <w:bottom w:w="70" w:type="dxa"/>
+              <w:end w:w="90" w:type="dxa"/>
+            </w:tcMar>
           </w:tcPr>
           <w:p>
+            <w:pPr>
+              <w:spacing w:after="40" w:before="20" w:line="240" w:lineRule="auto"/>
+              <w:jc w:val="left"/>
+            </w:pPr>
             <w:r>
               <w:rPr>
-                <w:sz w:val="15"/>
+                <w:rFonts w:ascii="Tinos" w:hAnsi="Tinos" w:eastAsia="Tinos"/>
+                <w:color w:val="000000"/>
+                <w:sz w:val="18"/>
               </w:rPr>
               <w:t>7 Machine action</w:t>
             </w:r>
@@ -769,11 +1622,23 @@
           <w:tcPr>
             <w:tcW w:type="dxa" w:w="2585"/>
             <w:vAlign w:val="center"/>
+            <w:tcMar>
+              <w:top w:w="70" w:type="dxa"/>
+              <w:start w:w="90" w:type="dxa"/>
+              <w:bottom w:w="70" w:type="dxa"/>
+              <w:end w:w="90" w:type="dxa"/>
+            </w:tcMar>
           </w:tcPr>
           <w:p>
+            <w:pPr>
+              <w:spacing w:after="40" w:before="20" w:line="240" w:lineRule="auto"/>
+              <w:jc w:val="left"/>
+            </w:pPr>
             <w:r>
               <w:rPr>
-                <w:sz w:val="15"/>
+                <w:rFonts w:ascii="Tinos" w:hAnsi="Tinos" w:eastAsia="Tinos"/>
+                <w:color w:val="000000"/>
+                <w:sz w:val="18"/>
               </w:rPr>
               <w:t>Consent/qualification data</w:t>
             </w:r>
@@ -783,11 +1648,23 @@
           <w:tcPr>
             <w:tcW w:type="dxa" w:w="2585"/>
             <w:vAlign w:val="center"/>
+            <w:tcMar>
+              <w:top w:w="70" w:type="dxa"/>
+              <w:start w:w="90" w:type="dxa"/>
+              <w:bottom w:w="70" w:type="dxa"/>
+              <w:end w:w="90" w:type="dxa"/>
+            </w:tcMar>
           </w:tcPr>
           <w:p>
+            <w:pPr>
+              <w:spacing w:after="40" w:before="20" w:line="240" w:lineRule="auto"/>
+              <w:jc w:val="left"/>
+            </w:pPr>
             <w:r>
               <w:rPr>
-                <w:sz w:val="15"/>
+                <w:rFonts w:ascii="Tinos" w:hAnsi="Tinos" w:eastAsia="Tinos"/>
+                <w:color w:val="000000"/>
+                <w:sz w:val="18"/>
               </w:rPr>
               <w:t>Eligibility classification</w:t>
             </w:r>
@@ -797,11 +1674,23 @@
           <w:tcPr>
             <w:tcW w:type="dxa" w:w="2585"/>
             <w:vAlign w:val="center"/>
+            <w:tcMar>
+              <w:top w:w="70" w:type="dxa"/>
+              <w:start w:w="90" w:type="dxa"/>
+              <w:bottom w:w="70" w:type="dxa"/>
+              <w:end w:w="90" w:type="dxa"/>
+            </w:tcMar>
           </w:tcPr>
           <w:p>
+            <w:pPr>
+              <w:spacing w:after="40" w:before="20" w:line="240" w:lineRule="auto"/>
+              <w:jc w:val="left"/>
+            </w:pPr>
             <w:r>
               <w:rPr>
-                <w:sz w:val="15"/>
+                <w:rFonts w:ascii="Tinos" w:hAnsi="Tinos" w:eastAsia="Tinos"/>
+                <w:color w:val="000000"/>
+                <w:sz w:val="18"/>
               </w:rPr>
               <w:t>ACT</w:t>
             </w:r>
@@ -809,15 +1698,28 @@
         </w:tc>
       </w:tr>
       <w:tr>
+        <w:trPr/>
         <w:tc>
           <w:tcPr>
             <w:tcW w:type="dxa" w:w="2585"/>
             <w:vAlign w:val="center"/>
+            <w:tcMar>
+              <w:top w:w="70" w:type="dxa"/>
+              <w:start w:w="90" w:type="dxa"/>
+              <w:bottom w:w="70" w:type="dxa"/>
+              <w:end w:w="90" w:type="dxa"/>
+            </w:tcMar>
           </w:tcPr>
           <w:p>
+            <w:pPr>
+              <w:spacing w:after="40" w:before="20" w:line="240" w:lineRule="auto"/>
+              <w:jc w:val="left"/>
+            </w:pPr>
             <w:r>
               <w:rPr>
-                <w:sz w:val="15"/>
+                <w:rFonts w:ascii="Tinos" w:hAnsi="Tinos" w:eastAsia="Tinos"/>
+                <w:color w:val="000000"/>
+                <w:sz w:val="18"/>
               </w:rPr>
               <w:t>8 Approval then action</w:t>
             </w:r>
@@ -827,11 +1729,23 @@
           <w:tcPr>
             <w:tcW w:type="dxa" w:w="2585"/>
             <w:vAlign w:val="center"/>
+            <w:tcMar>
+              <w:top w:w="70" w:type="dxa"/>
+              <w:start w:w="90" w:type="dxa"/>
+              <w:bottom w:w="70" w:type="dxa"/>
+              <w:end w:w="90" w:type="dxa"/>
+            </w:tcMar>
           </w:tcPr>
           <w:p>
+            <w:pPr>
+              <w:spacing w:after="40" w:before="20" w:line="240" w:lineRule="auto"/>
+              <w:jc w:val="left"/>
+            </w:pPr>
             <w:r>
               <w:rPr>
-                <w:sz w:val="15"/>
+                <w:rFonts w:ascii="Tinos" w:hAnsi="Tinos" w:eastAsia="Tinos"/>
+                <w:color w:val="000000"/>
+                <w:sz w:val="18"/>
               </w:rPr>
               <w:t>Case/account evidence</w:t>
             </w:r>
@@ -841,11 +1755,23 @@
           <w:tcPr>
             <w:tcW w:type="dxa" w:w="2585"/>
             <w:vAlign w:val="center"/>
+            <w:tcMar>
+              <w:top w:w="70" w:type="dxa"/>
+              <w:start w:w="90" w:type="dxa"/>
+              <w:bottom w:w="70" w:type="dxa"/>
+              <w:end w:w="90" w:type="dxa"/>
+            </w:tcMar>
           </w:tcPr>
           <w:p>
+            <w:pPr>
+              <w:spacing w:after="40" w:before="20" w:line="240" w:lineRule="auto"/>
+              <w:jc w:val="left"/>
+            </w:pPr>
             <w:r>
               <w:rPr>
-                <w:sz w:val="15"/>
+                <w:rFonts w:ascii="Tinos" w:hAnsi="Tinos" w:eastAsia="Tinos"/>
+                <w:color w:val="000000"/>
+                <w:sz w:val="18"/>
               </w:rPr>
               <w:t>Refund calculation</w:t>
             </w:r>
@@ -855,11 +1781,23 @@
           <w:tcPr>
             <w:tcW w:type="dxa" w:w="2585"/>
             <w:vAlign w:val="center"/>
+            <w:tcMar>
+              <w:top w:w="70" w:type="dxa"/>
+              <w:start w:w="90" w:type="dxa"/>
+              <w:bottom w:w="70" w:type="dxa"/>
+              <w:end w:w="90" w:type="dxa"/>
+            </w:tcMar>
           </w:tcPr>
           <w:p>
+            <w:pPr>
+              <w:spacing w:after="40" w:before="20" w:line="240" w:lineRule="auto"/>
+              <w:jc w:val="left"/>
+            </w:pPr>
             <w:r>
               <w:rPr>
-                <w:sz w:val="15"/>
+                <w:rFonts w:ascii="Tinos" w:hAnsi="Tinos" w:eastAsia="Tinos"/>
+                <w:color w:val="000000"/>
+                <w:sz w:val="18"/>
               </w:rPr>
               <w:t>DECIDE -&gt; ACT</w:t>
             </w:r>
@@ -872,11 +1810,26 @@
         <w:pStyle w:val="Heading1"/>
       </w:pPr>
       <w:r>
+        <w:rPr>
+          <w:rFonts w:ascii="Tinos" w:hAnsi="Tinos" w:eastAsia="Tinos"/>
+          <w:color w:val="000000"/>
+          <w:sz w:val="26"/>
+        </w:rPr>
         <w:t>C.10 ILLUSTRATIVE DOMAIN GOVERNANCE PROFILES</w:t>
       </w:r>
     </w:p>
     <w:p>
+      <w:pPr>
+        <w:widowControl/>
+        <w:spacing w:after="120" w:line="259" w:lineRule="auto"/>
+        <w:jc w:val="both"/>
+      </w:pPr>
       <w:r>
+        <w:rPr>
+          <w:rFonts w:ascii="Tinos" w:hAnsi="Tinos" w:eastAsia="Tinos"/>
+          <w:color w:val="000000"/>
+          <w:sz w:val="22"/>
+        </w:rPr>
         <w:t>A Profile packages reusable ADGL semantics for a domain or purpose. The following examples are illustrative and non-normative. They are intentionally described as governance/control profiles rather than compliance certifications.</w:t>
       </w:r>
     </w:p>
@@ -885,7 +1838,16 @@
         <w:tblStyle w:val="TableGrid"/>
         <w:tblW w:type="auto" w:w="0"/>
         <w:jc w:val="center"/>
+        <w:tblLayout w:type="autofit"/>
         <w:tblLook w:firstColumn="1" w:firstRow="1" w:lastColumn="0" w:lastRow="0" w:noHBand="0" w:noVBand="1" w:val="04A0"/>
+        <w:tblBorders>
+          <w:top w:val="single" w:sz="5" w:space="0" w:color="B7B7B7"/>
+          <w:left w:val="single" w:sz="5" w:space="0" w:color="B7B7B7"/>
+          <w:bottom w:val="single" w:sz="5" w:space="0" w:color="B7B7B7"/>
+          <w:right w:val="single" w:sz="5" w:space="0" w:color="B7B7B7"/>
+          <w:insideH w:val="single" w:sz="5" w:space="0" w:color="B7B7B7"/>
+          <w:insideV w:val="single" w:sz="5" w:space="0" w:color="B7B7B7"/>
+        </w:tblBorders>
       </w:tblPr>
       <w:tblGrid>
         <w:gridCol w:w="3447"/>
@@ -893,17 +1855,32 @@
         <w:gridCol w:w="3447"/>
       </w:tblGrid>
       <w:tr>
+        <w:trPr>
+          <w:tblHeader w:val="true"/>
+        </w:trPr>
         <w:tc>
           <w:tcPr>
             <w:tcW w:type="dxa" w:w="3447"/>
-            <w:shd w:fill="EDEDED"/>
+            <w:shd w:fill="EEEEEE"/>
             <w:vAlign w:val="center"/>
+            <w:tcMar>
+              <w:top w:w="70" w:type="dxa"/>
+              <w:start w:w="90" w:type="dxa"/>
+              <w:bottom w:w="70" w:type="dxa"/>
+              <w:end w:w="90" w:type="dxa"/>
+            </w:tcMar>
           </w:tcPr>
           <w:p>
+            <w:pPr>
+              <w:spacing w:after="40" w:before="20" w:line="240" w:lineRule="auto"/>
+              <w:jc w:val="left"/>
+            </w:pPr>
             <w:r>
               <w:rPr>
+                <w:rFonts w:ascii="Tinos" w:hAnsi="Tinos" w:eastAsia="Tinos"/>
                 <w:b/>
-                <w:sz w:val="16"/>
+                <w:color w:val="000000"/>
+                <w:sz w:val="18"/>
               </w:rPr>
               <w:t>Illustrative profile</w:t>
             </w:r>
@@ -912,14 +1889,26 @@
         <w:tc>
           <w:tcPr>
             <w:tcW w:type="dxa" w:w="3447"/>
-            <w:shd w:fill="EDEDED"/>
+            <w:shd w:fill="EEEEEE"/>
             <w:vAlign w:val="center"/>
+            <w:tcMar>
+              <w:top w:w="70" w:type="dxa"/>
+              <w:start w:w="90" w:type="dxa"/>
+              <w:bottom w:w="70" w:type="dxa"/>
+              <w:end w:w="90" w:type="dxa"/>
+            </w:tcMar>
           </w:tcPr>
           <w:p>
+            <w:pPr>
+              <w:spacing w:after="40" w:before="20" w:line="240" w:lineRule="auto"/>
+              <w:jc w:val="left"/>
+            </w:pPr>
             <w:r>
               <w:rPr>
+                <w:rFonts w:ascii="Tinos" w:hAnsi="Tinos" w:eastAsia="Tinos"/>
                 <w:b/>
-                <w:sz w:val="16"/>
+                <w:color w:val="000000"/>
+                <w:sz w:val="18"/>
               </w:rPr>
               <w:t>Potential contents</w:t>
             </w:r>
@@ -928,14 +1917,26 @@
         <w:tc>
           <w:tcPr>
             <w:tcW w:type="dxa" w:w="3447"/>
-            <w:shd w:fill="EDEDED"/>
+            <w:shd w:fill="EEEEEE"/>
             <w:vAlign w:val="center"/>
+            <w:tcMar>
+              <w:top w:w="70" w:type="dxa"/>
+              <w:start w:w="90" w:type="dxa"/>
+              <w:bottom w:w="70" w:type="dxa"/>
+              <w:end w:w="90" w:type="dxa"/>
+            </w:tcMar>
           </w:tcPr>
           <w:p>
+            <w:pPr>
+              <w:spacing w:after="40" w:before="20" w:line="240" w:lineRule="auto"/>
+              <w:jc w:val="left"/>
+            </w:pPr>
             <w:r>
               <w:rPr>
+                <w:rFonts w:ascii="Tinos" w:hAnsi="Tinos" w:eastAsia="Tinos"/>
                 <w:b/>
-                <w:sz w:val="16"/>
+                <w:color w:val="000000"/>
+                <w:sz w:val="18"/>
               </w:rPr>
               <w:t>Boundary</w:t>
             </w:r>
@@ -943,15 +1944,28 @@
         </w:tc>
       </w:tr>
       <w:tr>
+        <w:trPr/>
         <w:tc>
           <w:tcPr>
             <w:tcW w:type="dxa" w:w="3447"/>
             <w:vAlign w:val="center"/>
+            <w:tcMar>
+              <w:top w:w="70" w:type="dxa"/>
+              <w:start w:w="90" w:type="dxa"/>
+              <w:bottom w:w="70" w:type="dxa"/>
+              <w:end w:w="90" w:type="dxa"/>
+            </w:tcMar>
           </w:tcPr>
           <w:p>
+            <w:pPr>
+              <w:spacing w:after="40" w:before="20" w:line="240" w:lineRule="auto"/>
+              <w:jc w:val="left"/>
+            </w:pPr>
             <w:r>
               <w:rPr>
-                <w:sz w:val="16"/>
+                <w:rFonts w:ascii="Tinos" w:hAnsi="Tinos" w:eastAsia="Tinos"/>
+                <w:color w:val="000000"/>
+                <w:sz w:val="18"/>
               </w:rPr>
               <w:t>Sovereign Processing</w:t>
             </w:r>
@@ -961,11 +1975,23 @@
           <w:tcPr>
             <w:tcW w:type="dxa" w:w="3447"/>
             <w:vAlign w:val="center"/>
+            <w:tcMar>
+              <w:top w:w="70" w:type="dxa"/>
+              <w:start w:w="90" w:type="dxa"/>
+              <w:bottom w:w="70" w:type="dxa"/>
+              <w:end w:w="90" w:type="dxa"/>
+            </w:tcMar>
           </w:tcPr>
           <w:p>
+            <w:pPr>
+              <w:spacing w:after="40" w:before="20" w:line="240" w:lineRule="auto"/>
+              <w:jc w:val="left"/>
+            </w:pPr>
             <w:r>
               <w:rPr>
-                <w:sz w:val="16"/>
+                <w:rFonts w:ascii="Tinos" w:hAnsi="Tinos" w:eastAsia="Tinos"/>
+                <w:color w:val="000000"/>
+                <w:sz w:val="18"/>
               </w:rPr>
               <w:t>model/region eligibility, local-only processing, transfer constraints, no fallback, audit</w:t>
             </w:r>
@@ -975,11 +2001,23 @@
           <w:tcPr>
             <w:tcW w:type="dxa" w:w="3447"/>
             <w:vAlign w:val="center"/>
+            <w:tcMar>
+              <w:top w:w="70" w:type="dxa"/>
+              <w:start w:w="90" w:type="dxa"/>
+              <w:bottom w:w="70" w:type="dxa"/>
+              <w:end w:w="90" w:type="dxa"/>
+            </w:tcMar>
           </w:tcPr>
           <w:p>
+            <w:pPr>
+              <w:spacing w:after="40" w:before="20" w:line="240" w:lineRule="auto"/>
+              <w:jc w:val="left"/>
+            </w:pPr>
             <w:r>
               <w:rPr>
-                <w:sz w:val="16"/>
+                <w:rFonts w:ascii="Tinos" w:hAnsi="Tinos" w:eastAsia="Tinos"/>
+                <w:color w:val="000000"/>
+                <w:sz w:val="18"/>
               </w:rPr>
               <w:t>Implements organizational policy; does not infer law automatically.</w:t>
             </w:r>
@@ -987,15 +2025,28 @@
         </w:tc>
       </w:tr>
       <w:tr>
+        <w:trPr/>
         <w:tc>
           <w:tcPr>
             <w:tcW w:type="dxa" w:w="3447"/>
             <w:vAlign w:val="center"/>
+            <w:tcMar>
+              <w:top w:w="70" w:type="dxa"/>
+              <w:start w:w="90" w:type="dxa"/>
+              <w:bottom w:w="70" w:type="dxa"/>
+              <w:end w:w="90" w:type="dxa"/>
+            </w:tcMar>
           </w:tcPr>
           <w:p>
+            <w:pPr>
+              <w:spacing w:after="40" w:before="20" w:line="240" w:lineRule="auto"/>
+              <w:jc w:val="left"/>
+            </w:pPr>
             <w:r>
               <w:rPr>
-                <w:sz w:val="16"/>
+                <w:rFonts w:ascii="Tinos" w:hAnsi="Tinos" w:eastAsia="Tinos"/>
+                <w:color w:val="000000"/>
+                <w:sz w:val="18"/>
               </w:rPr>
               <w:t>Life Sciences Evidence</w:t>
             </w:r>
@@ -1005,11 +2056,23 @@
           <w:tcPr>
             <w:tcW w:type="dxa" w:w="3447"/>
             <w:vAlign w:val="center"/>
+            <w:tcMar>
+              <w:top w:w="70" w:type="dxa"/>
+              <w:start w:w="90" w:type="dxa"/>
+              <w:bottom w:w="70" w:type="dxa"/>
+              <w:end w:w="90" w:type="dxa"/>
+            </w:tcMar>
           </w:tcPr>
           <w:p>
+            <w:pPr>
+              <w:spacing w:after="40" w:before="20" w:line="240" w:lineRule="auto"/>
+              <w:jc w:val="left"/>
+            </w:pPr>
             <w:r>
               <w:rPr>
-                <w:sz w:val="16"/>
+                <w:rFonts w:ascii="Tinos" w:hAnsi="Tinos" w:eastAsia="Tinos"/>
+                <w:color w:val="000000"/>
+                <w:sz w:val="18"/>
               </w:rPr>
               <w:t>evidence hierarchy, provenance, scientific/regulatory distinction, validation and DECIDE gates</w:t>
             </w:r>
@@ -1019,11 +2082,23 @@
           <w:tcPr>
             <w:tcW w:type="dxa" w:w="3447"/>
             <w:vAlign w:val="center"/>
+            <w:tcMar>
+              <w:top w:w="70" w:type="dxa"/>
+              <w:start w:w="90" w:type="dxa"/>
+              <w:bottom w:w="70" w:type="dxa"/>
+              <w:end w:w="90" w:type="dxa"/>
+            </w:tcMar>
           </w:tcPr>
           <w:p>
+            <w:pPr>
+              <w:spacing w:after="40" w:before="20" w:line="240" w:lineRule="auto"/>
+              <w:jc w:val="left"/>
+            </w:pPr>
             <w:r>
               <w:rPr>
-                <w:sz w:val="16"/>
+                <w:rFonts w:ascii="Tinos" w:hAnsi="Tinos" w:eastAsia="Tinos"/>
+                <w:color w:val="000000"/>
+                <w:sz w:val="18"/>
               </w:rPr>
               <w:t>Not a regulatory compliance guarantee.</w:t>
             </w:r>
@@ -1031,15 +2106,28 @@
         </w:tc>
       </w:tr>
       <w:tr>
+        <w:trPr/>
         <w:tc>
           <w:tcPr>
             <w:tcW w:type="dxa" w:w="3447"/>
             <w:vAlign w:val="center"/>
+            <w:tcMar>
+              <w:top w:w="70" w:type="dxa"/>
+              <w:start w:w="90" w:type="dxa"/>
+              <w:bottom w:w="70" w:type="dxa"/>
+              <w:end w:w="90" w:type="dxa"/>
+            </w:tcMar>
           </w:tcPr>
           <w:p>
+            <w:pPr>
+              <w:spacing w:after="40" w:before="20" w:line="240" w:lineRule="auto"/>
+              <w:jc w:val="left"/>
+            </w:pPr>
             <w:r>
               <w:rPr>
-                <w:sz w:val="16"/>
+                <w:rFonts w:ascii="Tinos" w:hAnsi="Tinos" w:eastAsia="Tinos"/>
+                <w:color w:val="000000"/>
+                <w:sz w:val="18"/>
               </w:rPr>
               <w:t>Financial AI Controls</w:t>
             </w:r>
@@ -1049,11 +2137,23 @@
           <w:tcPr>
             <w:tcW w:type="dxa" w:w="3447"/>
             <w:vAlign w:val="center"/>
+            <w:tcMar>
+              <w:top w:w="70" w:type="dxa"/>
+              <w:start w:w="90" w:type="dxa"/>
+              <w:bottom w:w="70" w:type="dxa"/>
+              <w:end w:w="90" w:type="dxa"/>
+            </w:tcMar>
           </w:tcPr>
           <w:p>
+            <w:pPr>
+              <w:spacing w:after="40" w:before="20" w:line="240" w:lineRule="auto"/>
+              <w:jc w:val="left"/>
+            </w:pPr>
             <w:r>
               <w:rPr>
-                <w:sz w:val="16"/>
+                <w:rFonts w:ascii="Tinos" w:hAnsi="Tinos" w:eastAsia="Tinos"/>
+                <w:color w:val="000000"/>
+                <w:sz w:val="18"/>
               </w:rPr>
               <w:t>decision rights, transaction/action limits, traceability, human approval, model controls</w:t>
             </w:r>
@@ -1063,11 +2163,23 @@
           <w:tcPr>
             <w:tcW w:type="dxa" w:w="3447"/>
             <w:vAlign w:val="center"/>
+            <w:tcMar>
+              <w:top w:w="70" w:type="dxa"/>
+              <w:start w:w="90" w:type="dxa"/>
+              <w:bottom w:w="70" w:type="dxa"/>
+              <w:end w:w="90" w:type="dxa"/>
+            </w:tcMar>
           </w:tcPr>
           <w:p>
+            <w:pPr>
+              <w:spacing w:after="40" w:before="20" w:line="240" w:lineRule="auto"/>
+              <w:jc w:val="left"/>
+            </w:pPr>
             <w:r>
               <w:rPr>
-                <w:sz w:val="16"/>
+                <w:rFonts w:ascii="Tinos" w:hAnsi="Tinos" w:eastAsia="Tinos"/>
+                <w:color w:val="000000"/>
+                <w:sz w:val="18"/>
               </w:rPr>
               <w:t>External legal mapping remains informative unless separately assured.</w:t>
             </w:r>
@@ -1075,15 +2187,28 @@
         </w:tc>
       </w:tr>
       <w:tr>
+        <w:trPr/>
         <w:tc>
           <w:tcPr>
             <w:tcW w:type="dxa" w:w="3447"/>
             <w:vAlign w:val="center"/>
+            <w:tcMar>
+              <w:top w:w="70" w:type="dxa"/>
+              <w:start w:w="90" w:type="dxa"/>
+              <w:bottom w:w="70" w:type="dxa"/>
+              <w:end w:w="90" w:type="dxa"/>
+            </w:tcMar>
           </w:tcPr>
           <w:p>
+            <w:pPr>
+              <w:spacing w:after="40" w:before="20" w:line="240" w:lineRule="auto"/>
+              <w:jc w:val="left"/>
+            </w:pPr>
             <w:r>
               <w:rPr>
-                <w:sz w:val="16"/>
+                <w:rFonts w:ascii="Tinos" w:hAnsi="Tinos" w:eastAsia="Tinos"/>
+                <w:color w:val="000000"/>
+                <w:sz w:val="18"/>
               </w:rPr>
               <w:t>Agent Least Privilege</w:t>
             </w:r>
@@ -1093,11 +2218,23 @@
           <w:tcPr>
             <w:tcW w:type="dxa" w:w="3447"/>
             <w:vAlign w:val="center"/>
+            <w:tcMar>
+              <w:top w:w="70" w:type="dxa"/>
+              <w:start w:w="90" w:type="dxa"/>
+              <w:bottom w:w="70" w:type="dxa"/>
+              <w:end w:w="90" w:type="dxa"/>
+            </w:tcMar>
           </w:tcPr>
           <w:p>
+            <w:pPr>
+              <w:spacing w:after="40" w:before="20" w:line="240" w:lineRule="auto"/>
+              <w:jc w:val="left"/>
+            </w:pPr>
             <w:r>
               <w:rPr>
-                <w:sz w:val="16"/>
+                <w:rFonts w:ascii="Tinos" w:hAnsi="Tinos" w:eastAsia="Tinos"/>
+                <w:color w:val="000000"/>
+                <w:sz w:val="18"/>
               </w:rPr>
               <w:t>registered executor identity, task-scoped grants, action limits, delegation restrictions, action audit</w:t>
             </w:r>
@@ -1107,11 +2244,23 @@
           <w:tcPr>
             <w:tcW w:type="dxa" w:w="3447"/>
             <w:vAlign w:val="center"/>
+            <w:tcMar>
+              <w:top w:w="70" w:type="dxa"/>
+              <w:start w:w="90" w:type="dxa"/>
+              <w:bottom w:w="70" w:type="dxa"/>
+              <w:end w:w="90" w:type="dxa"/>
+            </w:tcMar>
           </w:tcPr>
           <w:p>
+            <w:pPr>
+              <w:spacing w:after="40" w:before="20" w:line="240" w:lineRule="auto"/>
+              <w:jc w:val="left"/>
+            </w:pPr>
             <w:r>
               <w:rPr>
-                <w:sz w:val="16"/>
+                <w:rFonts w:ascii="Tinos" w:hAnsi="Tinos" w:eastAsia="Tinos"/>
+                <w:color w:val="000000"/>
+                <w:sz w:val="18"/>
               </w:rPr>
               <w:t>Discovery/enforcement may require external infrastructure.</w:t>
             </w:r>
@@ -1119,15 +2268,28 @@
         </w:tc>
       </w:tr>
       <w:tr>
+        <w:trPr/>
         <w:tc>
           <w:tcPr>
             <w:tcW w:type="dxa" w:w="3447"/>
             <w:vAlign w:val="center"/>
+            <w:tcMar>
+              <w:top w:w="70" w:type="dxa"/>
+              <w:start w:w="90" w:type="dxa"/>
+              <w:bottom w:w="70" w:type="dxa"/>
+              <w:end w:w="90" w:type="dxa"/>
+            </w:tcMar>
           </w:tcPr>
           <w:p>
+            <w:pPr>
+              <w:spacing w:after="40" w:before="20" w:line="240" w:lineRule="auto"/>
+              <w:jc w:val="left"/>
+            </w:pPr>
             <w:r>
               <w:rPr>
-                <w:sz w:val="16"/>
+                <w:rFonts w:ascii="Tinos" w:hAnsi="Tinos" w:eastAsia="Tinos"/>
+                <w:color w:val="000000"/>
+                <w:sz w:val="18"/>
               </w:rPr>
               <w:t>Regulatory Control Mapping</w:t>
             </w:r>
@@ -1137,11 +2299,23 @@
           <w:tcPr>
             <w:tcW w:type="dxa" w:w="3447"/>
             <w:vAlign w:val="center"/>
+            <w:tcMar>
+              <w:top w:w="70" w:type="dxa"/>
+              <w:start w:w="90" w:type="dxa"/>
+              <w:bottom w:w="70" w:type="dxa"/>
+              <w:end w:w="90" w:type="dxa"/>
+            </w:tcMar>
           </w:tcPr>
           <w:p>
+            <w:pPr>
+              <w:spacing w:after="40" w:before="20" w:line="240" w:lineRule="auto"/>
+              <w:jc w:val="left"/>
+            </w:pPr>
             <w:r>
               <w:rPr>
-                <w:sz w:val="16"/>
+                <w:rFonts w:ascii="Tinos" w:hAnsi="Tinos" w:eastAsia="Tinos"/>
+                <w:color w:val="000000"/>
+                <w:sz w:val="18"/>
               </w:rPr>
               <w:t>mapping of ADGL technical controls to selected external requirements</w:t>
             </w:r>
@@ -1151,11 +2325,23 @@
           <w:tcPr>
             <w:tcW w:type="dxa" w:w="3447"/>
             <w:vAlign w:val="center"/>
+            <w:tcMar>
+              <w:top w:w="70" w:type="dxa"/>
+              <w:start w:w="90" w:type="dxa"/>
+              <w:bottom w:w="70" w:type="dxa"/>
+              <w:end w:w="90" w:type="dxa"/>
+            </w:tcMar>
           </w:tcPr>
           <w:p>
+            <w:pPr>
+              <w:spacing w:after="40" w:before="20" w:line="240" w:lineRule="auto"/>
+              <w:jc w:val="left"/>
+            </w:pPr>
             <w:r>
               <w:rPr>
-                <w:sz w:val="16"/>
+                <w:rFonts w:ascii="Tinos" w:hAnsi="Tinos" w:eastAsia="Tinos"/>
+                <w:color w:val="000000"/>
+                <w:sz w:val="18"/>
               </w:rPr>
               <w:t>Mapping is informative and requires maintenance/review.</w:t>
             </w:r>
@@ -1164,15 +2350,44 @@
       </w:tr>
     </w:tbl>
     <w:p>
+      <w:pPr>
+        <w:widowControl/>
+        <w:spacing w:after="120" w:line="259" w:lineRule="auto"/>
+        <w:jc w:val="both"/>
+      </w:pPr>
       <w:r>
+        <w:rPr>
+          <w:rFonts w:ascii="Tinos" w:hAnsi="Tinos" w:eastAsia="Tinos"/>
+          <w:color w:val="000000"/>
+          <w:sz w:val="22"/>
+        </w:rPr>
         <w:t>These Profiles also illustrate a possible ecosystem model: the open standard defines how Profiles are represented, while organizations, industry groups, or commercial maintainers may publish specialized, versioned policy bundles and conformance fixtures. The standard should remain neutral regarding who publishes them.</w:t>
+      </w:r>
+    </w:p>
+    <w:p>
+      <w:pPr>
+        <w:pStyle w:val="Heading1"/>
+      </w:pPr>
+      <w:r>
+        <w:t>C.11 EVIDENCE STATUS OF THE CASES</w:t>
+      </w:r>
+    </w:p>
+    <w:p>
+      <w:r>
+        <w:t>All eight cases are internally constructed semantic fixtures. They are not sampled organizations, field deployments, user studies, or empirical estimates of failure prevalence. Their purpose is to expose expected decisions, stage boundaries, capability behavior, and audit outcomes in falsifiable form.</w:t>
+      </w:r>
+    </w:p>
+    <w:p>
+      <w:r>
+        <w:t>The cases are publicly distributed as files and through a Hugging Face dataset and interactive Space. Successful execution establishes reproducibility of the declared fixtures, not governance effectiveness in real organizations.</w:t>
       </w:r>
     </w:p>
     <w:sectPr>
       <w:footerReference w:type="default" r:id="rId9"/>
-      <w:pgSz w:w="12240" w:h="15840"/>
-      <w:pgMar w:top="893" w:right="950" w:bottom="893" w:left="950" w:header="720" w:footer="720" w:gutter="0"/>
-      <w:cols w:space="720"/>
+      <w:headerReference w:type="default" r:id="rId10"/>
+      <w:pgSz w:w="11906" w:h="16838"/>
+      <w:pgMar w:top="1276" w:right="1332" w:bottom="1219" w:left="1332" w:header="482" w:footer="510" w:gutter="0"/>
+      <w:cols w:num="1"/>
       <w:docGrid w:linePitch="360"/>
     </w:sectPr>
   </w:body>
@@ -1188,13 +2403,43 @@
     </w:pPr>
     <w:r>
       <w:rPr>
-        <w:rFonts w:ascii="Times New Roman" w:hAnsi="Times New Roman"/>
-        <w:sz w:val="16"/>
-      </w:rPr>
-      <w:t>ADGL Appendix C | Reference Use Cases and Illustrative Profiles | GBSN Research</w:t>
+        <w:rFonts w:ascii="Tinos" w:hAnsi="Tinos" w:eastAsia="Tinos"/>
+        <w:color w:val="666666"/>
+        <w:sz w:val="17"/>
+      </w:rPr>
+      <w:t xml:space="preserve">Reference Use Cases and Profiles v1.0 | Public Research Release 0.4.3 | </w:t>
+    </w:r>
+    <w:r>
+      <w:rPr>
+        <w:rFonts w:ascii="Tinos" w:hAnsi="Tinos" w:eastAsia="Tinos"/>
+        <w:color w:val="666666"/>
+        <w:sz w:val="17"/>
+      </w:rPr>
     </w:r>
   </w:p>
 </w:ftr>
+</file>
+
+<file path=word/header1.xml><?xml version="1.0" encoding="utf-8"?>
+<w:hdr xmlns:m="http://schemas.openxmlformats.org/officeDocument/2006/math" xmlns:mc="http://schemas.openxmlformats.org/markup-compatibility/2006" xmlns:mo="http://schemas.microsoft.com/office/mac/office/2008/main" xmlns:mv="urn:schemas-microsoft-com:mac:vml" xmlns:o="urn:schemas-microsoft-com:office:office" xmlns:r="http://schemas.openxmlformats.org/officeDocument/2006/relationships" xmlns:v="urn:schemas-microsoft-com:vml" xmlns:w10="urn:schemas-microsoft-com:office:word" xmlns:w14="http://schemas.microsoft.com/office/word/2010/wordml" xmlns:w="http://schemas.openxmlformats.org/wordprocessingml/2006/main" xmlns:wne="http://schemas.microsoft.com/office/word/2006/wordml" xmlns:wp14="http://schemas.microsoft.com/office/word/2010/wordprocessingDrawing" xmlns:wp="http://schemas.openxmlformats.org/drawingml/2006/wordprocessingDrawing" xmlns:wpc="http://schemas.microsoft.com/office/word/2010/wordprocessingCanvas" xmlns:wpg="http://schemas.microsoft.com/office/word/2010/wordprocessingGroup" xmlns:wpi="http://schemas.microsoft.com/office/word/2010/wordprocessingInk" xmlns:wps="http://schemas.microsoft.com/office/word/2010/wordprocessingShape" mc:Ignorable="w14 wp14">
+  <w:p>
+    <w:pPr>
+      <w:pStyle w:val="Header"/>
+      <w:jc w:val="center"/>
+      <w:pBdr>
+        <w:bottom w:val="single" w:sz="3" w:space="4" w:color="D9D9D9"/>
+      </w:pBdr>
+    </w:pPr>
+    <w:r>
+      <w:rPr>
+        <w:rFonts w:ascii="Tinos" w:hAnsi="Tinos" w:eastAsia="Tinos"/>
+        <w:color w:val="666666"/>
+        <w:sz w:val="17"/>
+      </w:rPr>
+      <w:t>ADGL Appendix C | GBSN Research</w:t>
+    </w:r>
+  </w:p>
+</w:hdr>
 </file>
 
 <file path=word/numbering.xml><?xml version="1.0" encoding="utf-8"?>
@@ -1560,9 +2805,14 @@
     <w:name w:val="Normal"/>
     <w:qFormat/>
     <w:rsid w:val="00FC693F"/>
+    <w:pPr>
+      <w:widowControl/>
+      <w:spacing w:after="120" w:before="0" w:line="259" w:lineRule="auto"/>
+      <w:jc w:val="both"/>
+    </w:pPr>
     <w:rPr>
-      <w:rFonts w:ascii="Times New Roman" w:hAnsi="Times New Roman"/>
-      <w:sz w:val="19"/>
+      <w:rFonts w:ascii="Tinos" w:hAnsi="Tinos" w:eastAsia="Tinos"/>
+      <w:sz w:val="22"/>
     </w:rPr>
   </w:style>
   <w:style w:type="paragraph" w:styleId="Header">
@@ -1620,15 +2870,16 @@
     <w:pPr>
       <w:keepNext/>
       <w:keepLines/>
-      <w:spacing w:before="480" w:after="0"/>
+      <w:spacing w:before="280" w:after="120"/>
+      <w:jc w:val="left"/>
       <w:outlineLvl w:val="0"/>
     </w:pPr>
     <w:rPr>
-      <w:rFonts w:asciiTheme="majorHAnsi" w:eastAsiaTheme="majorEastAsia" w:hAnsiTheme="majorHAnsi" w:cstheme="majorBidi" w:ascii="Times New Roman" w:hAnsi="Times New Roman"/>
+      <w:rFonts w:asciiTheme="majorHAnsi" w:eastAsiaTheme="majorEastAsia" w:hAnsiTheme="majorHAnsi" w:cstheme="majorBidi" w:ascii="Tinos" w:hAnsi="Tinos" w:eastAsia="Tinos"/>
       <w:b/>
       <w:bCs/>
-      <w:color w:val="365F91" w:themeColor="accent1" w:themeShade="BF"/>
-      <w:sz w:val="22"/>
+      <w:color w:val="000000"/>
+      <w:sz w:val="26"/>
       <w:szCs w:val="28"/>
     </w:rPr>
   </w:style>
@@ -1644,15 +2895,16 @@
     <w:pPr>
       <w:keepNext/>
       <w:keepLines/>
-      <w:spacing w:before="200" w:after="0"/>
+      <w:spacing w:before="200" w:after="80"/>
+      <w:jc w:val="left"/>
       <w:outlineLvl w:val="1"/>
     </w:pPr>
     <w:rPr>
-      <w:rFonts w:asciiTheme="majorHAnsi" w:eastAsiaTheme="majorEastAsia" w:hAnsiTheme="majorHAnsi" w:cstheme="majorBidi" w:ascii="Times New Roman" w:hAnsi="Times New Roman"/>
+      <w:rFonts w:asciiTheme="majorHAnsi" w:eastAsiaTheme="majorEastAsia" w:hAnsiTheme="majorHAnsi" w:cstheme="majorBidi" w:ascii="Tinos" w:hAnsi="Tinos" w:eastAsia="Tinos"/>
       <w:b/>
       <w:bCs/>
-      <w:color w:val="4F81BD" w:themeColor="accent1"/>
-      <w:sz w:val="20"/>
+      <w:color w:val="000000"/>
+      <w:sz w:val="23"/>
       <w:szCs w:val="26"/>
     </w:rPr>
   </w:style>
@@ -1668,15 +2920,16 @@
     <w:pPr>
       <w:keepNext/>
       <w:keepLines/>
-      <w:spacing w:before="200" w:after="0"/>
+      <w:spacing w:before="160" w:after="60"/>
+      <w:jc w:val="left"/>
       <w:outlineLvl w:val="2"/>
     </w:pPr>
     <w:rPr>
-      <w:rFonts w:asciiTheme="majorHAnsi" w:eastAsiaTheme="majorEastAsia" w:hAnsiTheme="majorHAnsi" w:cstheme="majorBidi" w:ascii="Times New Roman" w:hAnsi="Times New Roman"/>
+      <w:rFonts w:asciiTheme="majorHAnsi" w:eastAsiaTheme="majorEastAsia" w:hAnsiTheme="majorHAnsi" w:cstheme="majorBidi" w:ascii="Tinos" w:hAnsi="Tinos" w:eastAsia="Tinos"/>
       <w:b/>
       <w:bCs/>
-      <w:color w:val="4F81BD" w:themeColor="accent1"/>
-      <w:sz w:val="19"/>
+      <w:color w:val="000000"/>
+      <w:sz w:val="22"/>
     </w:rPr>
   </w:style>
   <w:style w:type="paragraph" w:styleId="Heading4">
@@ -1907,16 +3160,18 @@
     <w:qFormat/>
     <w:rsid w:val="00FC693F"/>
     <w:pPr>
+      <w:keepNext/>
       <w:pBdr>
         <w:bottom w:val="single" w:sz="8" w:space="4" w:color="4F81BD" w:themeColor="accent1"/>
       </w:pBdr>
-      <w:spacing w:after="300" w:line="240" w:lineRule="auto"/>
+      <w:spacing w:after="200" w:line="240" w:lineRule="auto" w:before="0"/>
       <w:contextualSpacing/>
+      <w:jc w:val="center"/>
     </w:pPr>
     <w:rPr>
-      <w:rFonts w:asciiTheme="majorHAnsi" w:eastAsiaTheme="majorEastAsia" w:hAnsiTheme="majorHAnsi" w:cstheme="majorBidi" w:ascii="Times New Roman" w:hAnsi="Times New Roman"/>
+      <w:rFonts w:asciiTheme="majorHAnsi" w:eastAsiaTheme="majorEastAsia" w:hAnsiTheme="majorHAnsi" w:cstheme="majorBidi" w:ascii="Tinos" w:hAnsi="Tinos" w:eastAsia="Tinos"/>
       <w:b/>
-      <w:color w:val="17365D" w:themeColor="text2" w:themeShade="BF"/>
+      <w:color w:val="000000"/>
       <w:spacing w:val="5"/>
       <w:kern w:val="28"/>
       <w:sz w:val="36"/>
@@ -13248,6 +14503,96 @@
         <w:shd w:val="clear" w:color="auto" w:fill="FBCAA2" w:themeFill="accent6" w:themeFillTint="7F"/>
       </w:tcPr>
     </w:tblStylePr>
+  </w:style>
+  <w:style w:type="paragraph" w:customStyle="1" w:styleId="AcademicAuthor">
+    <w:name w:val="Academic Author"/>
+    <w:basedOn w:val="Normal"/>
+    <w:pPr>
+      <w:spacing w:after="40"/>
+      <w:jc w:val="center"/>
+    </w:pPr>
+    <w:rPr>
+      <w:rFonts w:ascii="Tinos" w:hAnsi="Tinos" w:eastAsia="Tinos"/>
+      <w:b w:val="0"/>
+      <w:sz w:val="22"/>
+    </w:rPr>
+  </w:style>
+  <w:style w:type="paragraph" w:customStyle="1" w:styleId="AcademicAffiliation">
+    <w:name w:val="Academic Affiliation"/>
+    <w:basedOn w:val="Normal"/>
+    <w:pPr>
+      <w:spacing w:after="60"/>
+      <w:jc w:val="center"/>
+    </w:pPr>
+    <w:rPr>
+      <w:rFonts w:ascii="Tinos" w:hAnsi="Tinos" w:eastAsia="Tinos"/>
+      <w:sz w:val="20"/>
+    </w:rPr>
+  </w:style>
+  <w:style w:type="paragraph" w:customStyle="1" w:styleId="AcademicMetadata">
+    <w:name w:val="Academic Metadata"/>
+    <w:basedOn w:val="Normal"/>
+    <w:pPr>
+      <w:spacing w:after="200"/>
+      <w:jc w:val="center"/>
+    </w:pPr>
+    <w:rPr>
+      <w:rFonts w:ascii="Tinos" w:hAnsi="Tinos" w:eastAsia="Tinos"/>
+      <w:i/>
+      <w:color w:val="505050"/>
+      <w:sz w:val="19"/>
+    </w:rPr>
+  </w:style>
+  <w:style w:type="paragraph" w:customStyle="1" w:styleId="AcademicAbstract">
+    <w:name w:val="Academic Abstract"/>
+    <w:basedOn w:val="Normal"/>
+    <w:pPr>
+      <w:spacing w:after="120" w:line="252" w:lineRule="auto"/>
+      <w:jc w:val="both"/>
+    </w:pPr>
+    <w:rPr>
+      <w:rFonts w:ascii="Tinos" w:hAnsi="Tinos" w:eastAsia="Tinos"/>
+      <w:sz w:val="21"/>
+    </w:rPr>
+  </w:style>
+  <w:style w:type="paragraph" w:customStyle="1" w:styleId="AcademicCaption">
+    <w:name w:val="Academic Caption"/>
+    <w:basedOn w:val="Normal"/>
+    <w:pPr>
+      <w:keepNext/>
+      <w:spacing w:before="80" w:after="160"/>
+      <w:jc w:val="center"/>
+    </w:pPr>
+    <w:rPr>
+      <w:rFonts w:ascii="Tinos" w:hAnsi="Tinos" w:eastAsia="Tinos"/>
+      <w:i/>
+      <w:sz w:val="19"/>
+    </w:rPr>
+  </w:style>
+  <w:style w:type="paragraph" w:customStyle="1" w:styleId="AcademicReference">
+    <w:name w:val="Academic Reference"/>
+    <w:basedOn w:val="Normal"/>
+    <w:pPr>
+      <w:spacing w:after="60" w:line="240" w:lineRule="auto"/>
+      <w:ind w:left="340" w:hanging="340"/>
+      <w:jc w:val="left"/>
+    </w:pPr>
+    <w:rPr>
+      <w:rFonts w:ascii="Tinos" w:hAnsi="Tinos" w:eastAsia="Tinos"/>
+      <w:sz w:val="19"/>
+    </w:rPr>
+  </w:style>
+  <w:style w:type="paragraph" w:customStyle="1" w:styleId="AcademicCode">
+    <w:name w:val="Academic Code"/>
+    <w:basedOn w:val="Normal"/>
+    <w:pPr>
+      <w:spacing w:before="80" w:after="140" w:line="240" w:lineRule="auto"/>
+      <w:ind w:left="283" w:right="283"/>
+    </w:pPr>
+    <w:rPr>
+      <w:rFonts w:ascii="Liberation Mono" w:hAnsi="Liberation Mono" w:eastAsia="Liberation Mono"/>
+      <w:sz w:val="17"/>
+    </w:rPr>
   </w:style>
 </w:styles>
 </file>
